--- a/plans/9th Grade Technology/9th Grade Monthly Planning/3rd Trimester/9° Technology - November.docx
+++ b/plans/9th Grade Technology/9th Grade Monthly Planning/3rd Trimester/9° Technology - November.docx
@@ -11,65 +11,17 @@
           <w:szCs w:val="24"/>
           <w:lang w:val="es-PA"/>
         </w:rPr>
+        <w:spacing w:line="360" w:lineRule="auto" w:before="0" w:after="0"/>
       </w:pPr>
       <w:r>
         <w:rPr>
+          <w:rFonts w:ascii="Arial" w:hAnsi="Arial" w:eastAsia="Arial" w:cs="Arial"/>
           <w:b/>
+          <w:i w:val="0"/>
           <w:sz w:val="24"/>
-          <w:szCs w:val="24"/>
-          <w:lang w:val="es-PA"/>
+          <w:u w:val="none"/>
         </w:rPr>
         <w:t>MINISTERIO DE EDUCACIÓN DE PANAMÁ</w:t>
-      </w:r>
-      <w:r>
-        <w:rPr>
-          <w:noProof/>
-          <w:sz w:val="24"/>
-          <w:szCs w:val="24"/>
-        </w:rPr>
-        <w:drawing>
-          <wp:anchor distT="114300" distB="114300" distL="114300" distR="114300" simplePos="0" relativeHeight="251659264" behindDoc="0" locked="0" layoutInCell="1" hidden="0" allowOverlap="1" wp14:anchorId="55040CBA" wp14:editId="4BC7CD8F">
-            <wp:simplePos x="0" y="0"/>
-            <wp:positionH relativeFrom="column">
-              <wp:posOffset>-33020</wp:posOffset>
-            </wp:positionH>
-            <wp:positionV relativeFrom="paragraph">
-              <wp:posOffset>10795</wp:posOffset>
-            </wp:positionV>
-            <wp:extent cx="624840" cy="693420"/>
-            <wp:effectExtent l="0" t="0" r="3810" b="0"/>
-            <wp:wrapNone/>
-            <wp:docPr id="6" name="image1.png" descr="A logo for a science academy&#10;&#10;AI-generated content may be incorrect."/>
-            <wp:cNvGraphicFramePr/>
-            <a:graphic xmlns:a="http://schemas.openxmlformats.org/drawingml/2006/main">
-              <a:graphicData uri="http://schemas.openxmlformats.org/drawingml/2006/picture">
-                <pic:pic xmlns:pic="http://schemas.openxmlformats.org/drawingml/2006/picture">
-                  <pic:nvPicPr>
-                    <pic:cNvPr id="6" name="image1.png" descr="A logo for a science academy&#10;&#10;AI-generated content may be incorrect."/>
-                    <pic:cNvPicPr preferRelativeResize="0"/>
-                  </pic:nvPicPr>
-                  <pic:blipFill>
-                    <a:blip r:embed="rId6"/>
-                    <a:srcRect/>
-                    <a:stretch>
-                      <a:fillRect/>
-                    </a:stretch>
-                  </pic:blipFill>
-                  <pic:spPr>
-                    <a:xfrm>
-                      <a:off x="0" y="0"/>
-                      <a:ext cx="624840" cy="693420"/>
-                    </a:xfrm>
-                    <a:prstGeom prst="rect">
-                      <a:avLst/>
-                    </a:prstGeom>
-                    <a:ln/>
-                  </pic:spPr>
-                </pic:pic>
-              </a:graphicData>
-            </a:graphic>
-          </wp:anchor>
-        </w:drawing>
       </w:r>
     </w:p>
     <w:p>
@@ -80,12 +32,15 @@
           <w:sz w:val="24"/>
           <w:szCs w:val="24"/>
         </w:rPr>
+        <w:spacing w:line="360" w:lineRule="auto" w:before="0" w:after="0"/>
       </w:pPr>
       <w:r>
         <w:rPr>
+          <w:rFonts w:ascii="Arial" w:hAnsi="Arial" w:eastAsia="Arial" w:cs="Arial"/>
           <w:b/>
+          <w:i w:val="0"/>
           <w:sz w:val="24"/>
-          <w:szCs w:val="24"/>
+          <w:u w:val="none"/>
         </w:rPr>
         <w:t>ACADEMIA INTERNACIONAL DAVID</w:t>
       </w:r>
@@ -98,14 +53,17 @@
           <w:sz w:val="24"/>
           <w:szCs w:val="24"/>
         </w:rPr>
+        <w:spacing w:line="360" w:lineRule="auto" w:before="0" w:after="0"/>
       </w:pPr>
       <w:r>
         <w:rPr>
+          <w:rFonts w:ascii="Arial" w:hAnsi="Arial" w:eastAsia="Arial" w:cs="Arial"/>
           <w:b/>
+          <w:i w:val="0"/>
           <w:sz w:val="24"/>
-          <w:szCs w:val="24"/>
+          <w:u w:val="none"/>
         </w:rPr>
-        <w:t xml:space="preserve">WEEKLY/MONTHLY PLAN </w:t>
+        <w:t>WEEKLY/MONTHLY PLAN</w:t>
       </w:r>
     </w:p>
     <w:p>
@@ -116,8 +74,16 @@
           <w:sz w:val="24"/>
           <w:szCs w:val="24"/>
         </w:rPr>
+        <w:spacing w:line="360" w:lineRule="auto" w:before="0" w:after="0"/>
       </w:pPr>
       <w:r>
+        <w:rPr>
+          <w:rFonts w:ascii="Arial" w:hAnsi="Arial" w:eastAsia="Arial" w:cs="Arial"/>
+          <w:b/>
+          <w:i w:val="0"/>
+          <w:sz w:val="24"/>
+          <w:u w:val="none"/>
+        </w:rPr>
         <w:t>MONTH: NOVEMBER</w:t>
       </w:r>
     </w:p>
@@ -129,8 +95,16 @@
           <w:sz w:val="24"/>
           <w:szCs w:val="24"/>
         </w:rPr>
+        <w:spacing w:line="360" w:lineRule="auto" w:before="0" w:after="0"/>
       </w:pPr>
       <w:r>
+        <w:rPr>
+          <w:rFonts w:ascii="Arial" w:hAnsi="Arial" w:eastAsia="Arial" w:cs="Arial"/>
+          <w:b/>
+          <w:i w:val="0"/>
+          <w:sz w:val="24"/>
+          <w:u w:val="none"/>
+        </w:rPr>
         <w:t>WEEKS: 4</w:t>
       </w:r>
     </w:p>
@@ -153,60 +127,246 @@
         <w:tc>
           <w:tcPr>
             <w:tcW w:w="2564" w:type="dxa"/>
+            <w:vAlign w:val="top"/>
           </w:tcPr>
           <w:p>
-            <w:r>
-              <w:t>Subject: Technology</w:t>
+            <w:pPr>
+              <w:jc w:val="left"/>
+              <w:spacing w:line="360" w:lineRule="auto" w:before="0" w:after="0"/>
+            </w:pPr>
+            <w:r>
+              <w:rPr>
+                <w:rFonts w:ascii="Arial" w:hAnsi="Arial" w:eastAsia="Arial" w:cs="Arial"/>
+                <w:b w:val="0"/>
+                <w:i w:val="0"/>
+                <w:sz w:val="24"/>
+                <w:u w:val="none"/>
+              </w:rPr>
+            </w:r>
+            <w:r>
+              <w:rPr>
+                <w:rFonts w:ascii="Arial" w:hAnsi="Arial" w:eastAsia="Arial" w:cs="Arial"/>
+                <w:b/>
+                <w:i w:val="0"/>
+                <w:sz w:val="24"/>
+                <w:u w:val="none"/>
+              </w:rPr>
+              <w:t xml:space="preserve">Subject: </w:t>
+            </w:r>
+            <w:r>
+              <w:rPr>
+                <w:rFonts w:ascii="Arial" w:hAnsi="Arial" w:eastAsia="Arial" w:cs="Arial"/>
+                <w:b w:val="0"/>
+                <w:i w:val="0"/>
+                <w:sz w:val="24"/>
+                <w:u w:val="none"/>
+              </w:rPr>
+              <w:t>Technology</w:t>
             </w:r>
           </w:p>
         </w:tc>
         <w:tc>
           <w:tcPr>
             <w:tcW w:w="2921" w:type="dxa"/>
+            <w:vAlign w:val="top"/>
           </w:tcPr>
           <w:p>
-            <w:r>
-              <w:t>Teacher: Porfirio Rios</w:t>
+            <w:pPr>
+              <w:jc w:val="left"/>
+              <w:spacing w:line="360" w:lineRule="auto" w:before="0" w:after="0"/>
+            </w:pPr>
+            <w:r>
+              <w:rPr>
+                <w:rFonts w:ascii="Arial" w:hAnsi="Arial" w:eastAsia="Arial" w:cs="Arial"/>
+                <w:b w:val="0"/>
+                <w:i w:val="0"/>
+                <w:sz w:val="24"/>
+                <w:u w:val="none"/>
+              </w:rPr>
+            </w:r>
+            <w:r>
+              <w:rPr>
+                <w:rFonts w:ascii="Arial" w:hAnsi="Arial" w:eastAsia="Arial" w:cs="Arial"/>
+                <w:b/>
+                <w:i w:val="0"/>
+                <w:sz w:val="24"/>
+                <w:u w:val="none"/>
+              </w:rPr>
+              <w:t xml:space="preserve">Teacher: </w:t>
+            </w:r>
+            <w:r>
+              <w:rPr>
+                <w:rFonts w:ascii="Arial" w:hAnsi="Arial" w:eastAsia="Arial" w:cs="Arial"/>
+                <w:b w:val="0"/>
+                <w:i w:val="0"/>
+                <w:sz w:val="24"/>
+                <w:u w:val="none"/>
+              </w:rPr>
+              <w:t>Porfirio Rios</w:t>
             </w:r>
           </w:p>
         </w:tc>
         <w:tc>
           <w:tcPr>
             <w:tcW w:w="2207" w:type="dxa"/>
+            <w:vAlign w:val="top"/>
           </w:tcPr>
           <w:p>
-            <w:r>
-              <w:t>Grade: 9th</w:t>
+            <w:pPr>
+              <w:jc w:val="left"/>
+              <w:spacing w:line="360" w:lineRule="auto" w:before="0" w:after="0"/>
+            </w:pPr>
+            <w:r>
+              <w:rPr>
+                <w:rFonts w:ascii="Arial" w:hAnsi="Arial" w:eastAsia="Arial" w:cs="Arial"/>
+                <w:b w:val="0"/>
+                <w:i w:val="0"/>
+                <w:sz w:val="24"/>
+                <w:u w:val="none"/>
+              </w:rPr>
+            </w:r>
+            <w:r>
+              <w:rPr>
+                <w:rFonts w:ascii="Arial" w:hAnsi="Arial" w:eastAsia="Arial" w:cs="Arial"/>
+                <w:b/>
+                <w:i w:val="0"/>
+                <w:sz w:val="24"/>
+                <w:u w:val="none"/>
+              </w:rPr>
+              <w:t xml:space="preserve">Grade: </w:t>
+            </w:r>
+            <w:r>
+              <w:rPr>
+                <w:rFonts w:ascii="Arial" w:hAnsi="Arial" w:eastAsia="Arial" w:cs="Arial"/>
+                <w:b w:val="0"/>
+                <w:i w:val="0"/>
+                <w:sz w:val="24"/>
+                <w:u w:val="none"/>
+              </w:rPr>
+              <w:t>9th</w:t>
             </w:r>
           </w:p>
         </w:tc>
         <w:tc>
           <w:tcPr>
             <w:tcW w:w="2564" w:type="dxa"/>
+            <w:vAlign w:val="top"/>
           </w:tcPr>
           <w:p>
-            <w:r>
-              <w:t>Trimester:3rd</w:t>
+            <w:pPr>
+              <w:jc w:val="left"/>
+              <w:spacing w:line="360" w:lineRule="auto" w:before="0" w:after="0"/>
+            </w:pPr>
+            <w:r>
+              <w:rPr>
+                <w:rFonts w:ascii="Arial" w:hAnsi="Arial" w:eastAsia="Arial" w:cs="Arial"/>
+                <w:b w:val="0"/>
+                <w:i w:val="0"/>
+                <w:sz w:val="24"/>
+                <w:u w:val="none"/>
+              </w:rPr>
+            </w:r>
+            <w:r>
+              <w:rPr>
+                <w:rFonts w:ascii="Arial" w:hAnsi="Arial" w:eastAsia="Arial" w:cs="Arial"/>
+                <w:b/>
+                <w:i w:val="0"/>
+                <w:sz w:val="24"/>
+                <w:u w:val="none"/>
+              </w:rPr>
+              <w:t xml:space="preserve">Trimester: </w:t>
+            </w:r>
+            <w:r>
+              <w:rPr>
+                <w:rFonts w:ascii="Arial" w:hAnsi="Arial" w:eastAsia="Arial" w:cs="Arial"/>
+                <w:b w:val="0"/>
+                <w:i w:val="0"/>
+                <w:sz w:val="24"/>
+                <w:u w:val="none"/>
+              </w:rPr>
+              <w:t>3rd</w:t>
             </w:r>
           </w:p>
         </w:tc>
         <w:tc>
           <w:tcPr>
             <w:tcW w:w="2564" w:type="dxa"/>
+            <w:vAlign w:val="top"/>
           </w:tcPr>
           <w:p>
-            <w:r>
-              <w:t>Year: 2026</w:t>
+            <w:pPr>
+              <w:jc w:val="left"/>
+              <w:spacing w:line="360" w:lineRule="auto" w:before="0" w:after="0"/>
+            </w:pPr>
+            <w:r>
+              <w:rPr>
+                <w:rFonts w:ascii="Arial" w:hAnsi="Arial" w:eastAsia="Arial" w:cs="Arial"/>
+                <w:b w:val="0"/>
+                <w:i w:val="0"/>
+                <w:sz w:val="24"/>
+                <w:u w:val="none"/>
+              </w:rPr>
+            </w:r>
+            <w:r>
+              <w:rPr>
+                <w:rFonts w:ascii="Arial" w:hAnsi="Arial" w:eastAsia="Arial" w:cs="Arial"/>
+                <w:b/>
+                <w:i w:val="0"/>
+                <w:sz w:val="24"/>
+                <w:u w:val="none"/>
+              </w:rPr>
+              <w:t xml:space="preserve">Year: </w:t>
+            </w:r>
+            <w:r>
+              <w:rPr>
+                <w:rFonts w:ascii="Arial" w:hAnsi="Arial" w:eastAsia="Arial" w:cs="Arial"/>
+                <w:b w:val="0"/>
+                <w:i w:val="0"/>
+                <w:sz w:val="24"/>
+                <w:u w:val="none"/>
+              </w:rPr>
+              <w:t>2026</w:t>
             </w:r>
           </w:p>
         </w:tc>
         <w:tc>
           <w:tcPr>
             <w:tcW w:w="2564" w:type="dxa"/>
+            <w:vAlign w:val="top"/>
           </w:tcPr>
           <w:p>
-            <w:r>
-              <w:t>Weekly Hours: 3</w:t>
+            <w:pPr>
+              <w:jc w:val="left"/>
+              <w:spacing w:line="360" w:lineRule="auto" w:before="0" w:after="0"/>
+            </w:pPr>
+            <w:r>
+              <w:rPr>
+                <w:rFonts w:ascii="Arial" w:hAnsi="Arial" w:eastAsia="Arial" w:cs="Arial"/>
+                <w:b w:val="0"/>
+                <w:i w:val="0"/>
+                <w:sz w:val="24"/>
+                <w:u w:val="none"/>
+              </w:rPr>
+            </w:r>
+            <w:r>
+              <w:rPr>
+                <w:rFonts w:ascii="Arial" w:hAnsi="Arial" w:eastAsia="Arial" w:cs="Arial"/>
+                <w:b/>
+                <w:i w:val="0"/>
+                <w:sz w:val="24"/>
+                <w:u w:val="none"/>
+              </w:rPr>
+              <w:t xml:space="preserve">Weekly Hours: </w:t>
+            </w:r>
+            <w:r>
+              <w:rPr>
+                <w:rFonts w:ascii="Arial" w:hAnsi="Arial" w:eastAsia="Arial" w:cs="Arial"/>
+                <w:b w:val="0"/>
+                <w:i w:val="0"/>
+                <w:sz w:val="24"/>
+                <w:u w:val="none"/>
+              </w:rPr>
+              <w:t>3</w:t>
             </w:r>
           </w:p>
         </w:tc>
@@ -216,16 +376,60 @@
           <w:tcPr>
             <w:tcW w:w="15384" w:type="dxa"/>
             <w:gridSpan w:val="6"/>
+            <w:vAlign w:val="top"/>
           </w:tcPr>
           <w:p>
-            <w:r>
+            <w:pPr>
+              <w:spacing w:before="0" w:after="0" w:line="480" w:lineRule="auto"/>
+            </w:pPr>
+            <w:r>
+              <w:rPr>
+                <w:rFonts w:ascii="Arial" w:hAnsi="Arial" w:cs="Arial" w:eastAsia="Arial"/>
+                <w:b/>
+                <w:sz w:val="24"/>
+              </w:rPr>
               <w:t>Competences:</w:t>
               <w:br/>
-              <w:t>• Use project planning evidence to build a STEM prototype with clear users, goal, tools, and success criteria.</w:t>
+            </w:r>
+            <w:r>
+              <w:rPr>
+                <w:rFonts w:ascii="Arial" w:hAnsi="Arial" w:cs="Arial" w:eastAsia="Arial"/>
+                <w:b w:val="0"/>
+                <w:sz w:val="24"/>
+              </w:rPr>
+              <w:t>Use project planning evidence to build a STEM prototype with clear users, goal, tools, and success criteria.</w:t>
+            </w:r>
+            <w:r>
+              <w:rPr>
+                <w:rFonts w:ascii="Arial" w:hAnsi="Arial" w:cs="Arial" w:eastAsia="Arial"/>
+                <w:b w:val="0"/>
+                <w:sz w:val="24"/>
+              </w:rPr>
               <w:br/>
-              <w:t>• Work responsibly with shared materials, feedback, documentation, and time management.</w:t>
+            </w:r>
+            <w:r>
+              <w:rPr>
+                <w:rFonts w:ascii="Arial" w:hAnsi="Arial" w:cs="Arial" w:eastAsia="Arial"/>
+                <w:b w:val="0"/>
+                <w:sz w:val="24"/>
+              </w:rPr>
+              <w:t>Work responsibly with shared materials, feedback, documentation, and time management.</w:t>
+            </w:r>
+            <w:r>
+              <w:rPr>
+                <w:rFonts w:ascii="Arial" w:hAnsi="Arial" w:cs="Arial" w:eastAsia="Arial"/>
+                <w:b w:val="0"/>
+                <w:sz w:val="24"/>
+              </w:rPr>
               <w:br/>
-              <w:t>• Test and improve a prototype using clear criteria, trial evidence, and reflection.</w:t>
+            </w:r>
+            <w:r>
+              <w:rPr>
+                <w:rFonts w:ascii="Arial" w:hAnsi="Arial" w:cs="Arial" w:eastAsia="Arial"/>
+                <w:b w:val="0"/>
+                <w:sz w:val="24"/>
+              </w:rPr>
+              <w:t>Test and improve a prototype using clear criteria, trial evidence, and reflection.</w:t>
             </w:r>
           </w:p>
         </w:tc>
@@ -235,16 +439,60 @@
           <w:tcPr>
             <w:tcW w:w="15384" w:type="dxa"/>
             <w:gridSpan w:val="6"/>
+            <w:vAlign w:val="top"/>
           </w:tcPr>
           <w:p>
-            <w:r>
+            <w:pPr>
+              <w:spacing w:before="0" w:after="0" w:line="480" w:lineRule="auto"/>
+            </w:pPr>
+            <w:r>
+              <w:rPr>
+                <w:rFonts w:ascii="Arial" w:hAnsi="Arial" w:cs="Arial" w:eastAsia="Arial"/>
+                <w:b/>
+                <w:sz w:val="24"/>
+              </w:rPr>
               <w:t>Learning Objectives:</w:t>
               <w:br/>
-              <w:t>• Create a complete STEM project proposal with problem, users, goal, platform/tools, sketch, materials, and test criteria.</w:t>
+            </w:r>
+            <w:r>
+              <w:rPr>
+                <w:rFonts w:ascii="Arial" w:hAnsi="Arial" w:cs="Arial" w:eastAsia="Arial"/>
+                <w:b w:val="0"/>
+                <w:sz w:val="24"/>
+              </w:rPr>
+              <w:t>Create a complete STEM project proposal with problem, users, goal, platform/tools, sketch, materials, and test criteria.</w:t>
+            </w:r>
+            <w:r>
+              <w:rPr>
+                <w:rFonts w:ascii="Arial" w:hAnsi="Arial" w:cs="Arial" w:eastAsia="Arial"/>
+                <w:b w:val="0"/>
+                <w:sz w:val="24"/>
+              </w:rPr>
               <w:br/>
-              <w:t>• Build and document the exam prototype across project sessions using notes, screenshots, photos, or files.</w:t>
+            </w:r>
+            <w:r>
+              <w:rPr>
+                <w:rFonts w:ascii="Arial" w:hAnsi="Arial" w:cs="Arial" w:eastAsia="Arial"/>
+                <w:b w:val="0"/>
+                <w:sz w:val="24"/>
+              </w:rPr>
+              <w:t>Build and document the exam prototype across project sessions using notes, screenshots, photos, or files.</w:t>
+            </w:r>
+            <w:r>
+              <w:rPr>
+                <w:rFonts w:ascii="Arial" w:hAnsi="Arial" w:cs="Arial" w:eastAsia="Arial"/>
+                <w:b w:val="0"/>
+                <w:sz w:val="24"/>
+              </w:rPr>
               <w:br/>
-              <w:t>• Use evidence from testing to improve the design and prepare a clear project explanation.</w:t>
+            </w:r>
+            <w:r>
+              <w:rPr>
+                <w:rFonts w:ascii="Arial" w:hAnsi="Arial" w:cs="Arial" w:eastAsia="Arial"/>
+                <w:b w:val="0"/>
+                <w:sz w:val="24"/>
+              </w:rPr>
+              <w:t>Use evidence from testing to improve the design and prepare a clear project explanation.</w:t>
             </w:r>
           </w:p>
         </w:tc>
@@ -254,16 +502,60 @@
           <w:tcPr>
             <w:tcW w:w="15384" w:type="dxa"/>
             <w:gridSpan w:val="6"/>
+            <w:vAlign w:val="top"/>
           </w:tcPr>
           <w:p>
-            <w:r>
+            <w:pPr>
+              <w:spacing w:before="0" w:after="0" w:line="480" w:lineRule="auto"/>
+            </w:pPr>
+            <w:r>
+              <w:rPr>
+                <w:rFonts w:ascii="Arial" w:hAnsi="Arial" w:cs="Arial" w:eastAsia="Arial"/>
+                <w:b/>
+                <w:sz w:val="24"/>
+              </w:rPr>
               <w:t>Learning Outcomes:</w:t>
               <w:br/>
-              <w:t>• Submit a STEM project proposal and project habits/organization reflection.</w:t>
+            </w:r>
+            <w:r>
+              <w:rPr>
+                <w:rFonts w:ascii="Arial" w:hAnsi="Arial" w:cs="Arial" w:eastAsia="Arial"/>
+                <w:b w:val="0"/>
+                <w:sz w:val="24"/>
+              </w:rPr>
+              <w:t>Submit a STEM project proposal and use Week 9 to organize final project evidence without adding a new daily or appreciation grade.</w:t>
+            </w:r>
+            <w:r>
+              <w:rPr>
+                <w:rFonts w:ascii="Arial" w:hAnsi="Arial" w:cs="Arial" w:eastAsia="Arial"/>
+                <w:b w:val="0"/>
+                <w:sz w:val="24"/>
+              </w:rPr>
               <w:br/>
-              <w:t>• Build and improve the exam STEM prototype during Weeks 10-11 using testing evidence.</w:t>
+            </w:r>
+            <w:r>
+              <w:rPr>
+                <w:rFonts w:ascii="Arial" w:hAnsi="Arial" w:cs="Arial" w:eastAsia="Arial"/>
+                <w:b w:val="0"/>
+                <w:sz w:val="24"/>
+              </w:rPr>
+              <w:t>Build and improve the exam STEM prototype during Weeks 10-11 using testing evidence.</w:t>
+            </w:r>
+            <w:r>
+              <w:rPr>
+                <w:rFonts w:ascii="Arial" w:hAnsi="Arial" w:cs="Arial" w:eastAsia="Arial"/>
+                <w:b w:val="0"/>
+                <w:sz w:val="24"/>
+              </w:rPr>
               <w:br/>
-              <w:t>• Prepare final documentation and presentation evidence for December.</w:t>
+            </w:r>
+            <w:r>
+              <w:rPr>
+                <w:rFonts w:ascii="Arial" w:hAnsi="Arial" w:cs="Arial" w:eastAsia="Arial"/>
+                <w:b w:val="0"/>
+                <w:sz w:val="24"/>
+              </w:rPr>
+              <w:t>Prepare final documentation and presentation evidence for December.</w:t>
             </w:r>
           </w:p>
         </w:tc>
@@ -290,9 +582,30 @@
               <w:right w:val="single" w:sz="4" w:space="0" w:color="auto"/>
             </w:tcBorders>
             <w:shd w:val="clear" w:color="auto" w:fill="A8D08D"/>
+            <w:vAlign w:val="top"/>
           </w:tcPr>
           <w:p>
-            <w:r>
+            <w:pPr>
+              <w:jc w:val="center"/>
+              <w:spacing w:line="360" w:lineRule="auto" w:before="0" w:after="0"/>
+            </w:pPr>
+            <w:r>
+              <w:rPr>
+                <w:rFonts w:ascii="Arial" w:hAnsi="Arial" w:eastAsia="Arial" w:cs="Arial"/>
+                <w:b/>
+                <w:i w:val="0"/>
+                <w:sz w:val="24"/>
+                <w:u w:val="none"/>
+              </w:rPr>
+            </w:r>
+            <w:r>
+              <w:rPr>
+                <w:rFonts w:ascii="Arial" w:hAnsi="Arial" w:eastAsia="Arial" w:cs="Arial"/>
+                <w:b/>
+                <w:i w:val="0"/>
+                <w:sz w:val="24"/>
+                <w:u w:val="none"/>
+              </w:rPr>
               <w:t>9A, 9B day – 45min – November - Week 8</w:t>
             </w:r>
           </w:p>
@@ -307,9 +620,30 @@
               <w:right w:val="single" w:sz="4" w:space="0" w:color="auto"/>
             </w:tcBorders>
             <w:shd w:val="clear" w:color="auto" w:fill="A8D08D"/>
+            <w:vAlign w:val="top"/>
           </w:tcPr>
           <w:p>
-            <w:r>
+            <w:pPr>
+              <w:jc w:val="center"/>
+              <w:spacing w:line="360" w:lineRule="auto" w:before="0" w:after="0"/>
+            </w:pPr>
+            <w:r>
+              <w:rPr>
+                <w:rFonts w:ascii="Arial" w:hAnsi="Arial" w:eastAsia="Arial" w:cs="Arial"/>
+                <w:b/>
+                <w:i w:val="0"/>
+                <w:sz w:val="24"/>
+                <w:u w:val="none"/>
+              </w:rPr>
+            </w:r>
+            <w:r>
+              <w:rPr>
+                <w:rFonts w:ascii="Arial" w:hAnsi="Arial" w:eastAsia="Arial" w:cs="Arial"/>
+                <w:b/>
+                <w:i w:val="0"/>
+                <w:sz w:val="24"/>
+                <w:u w:val="none"/>
+              </w:rPr>
               <w:t>9A, 9B day – 90 min – November - Week 8</w:t>
             </w:r>
           </w:p>
@@ -325,34 +659,195 @@
               <w:bottom w:val="single" w:sz="4" w:space="0" w:color="auto"/>
               <w:right w:val="single" w:sz="4" w:space="0" w:color="auto"/>
             </w:tcBorders>
+            <w:vAlign w:val="top"/>
           </w:tcPr>
           <w:p>
-            <w:r>
-              <w:t>Topic:</w:t>
-              <w:br/>
+            <w:pPr>
+              <w:spacing w:before="0" w:after="0" w:line="360" w:lineRule="auto"/>
+            </w:pPr>
+            <w:r>
+              <w:rPr>
+                <w:rFonts w:ascii="Arial" w:hAnsi="Arial" w:cs="Arial" w:eastAsia="Arial"/>
+                <w:b/>
+                <w:sz w:val="24"/>
+              </w:rPr>
+              <w:t xml:space="preserve">Topic: </w:t>
+            </w:r>
+            <w:r>
+              <w:rPr>
+                <w:rFonts w:ascii="Arial" w:hAnsi="Arial" w:cs="Arial" w:eastAsia="Arial"/>
+                <w:b w:val="0"/>
+                <w:sz w:val="24"/>
+              </w:rPr>
               <w:t>STEM proposal</w:t>
-              <w:br/>
-              <w:br/>
-              <w:t>Pre-activities</w:t>
-              <w:br/>
+            </w:r>
+          </w:p>
+          <w:p>
+            <w:pPr>
+              <w:spacing w:before="0" w:after="0" w:line="360" w:lineRule="auto"/>
+            </w:pPr>
+            <w:r>
+              <w:rPr>
+                <w:rFonts w:ascii="Arial" w:hAnsi="Arial" w:cs="Arial" w:eastAsia="Arial"/>
+                <w:sz w:val="24"/>
+                <w:b/>
+                <w:bCs/>
+              </w:rPr>
+              <w:t>Class Objective:</w:t>
+            </w:r>
+          </w:p>
+          <w:p>
+            <w:pPr>
+              <w:spacing w:before="0" w:after="0" w:line="360" w:lineRule="auto"/>
+            </w:pPr>
+            <w:r>
+              <w:rPr>
+                <w:rFonts w:ascii="Arial" w:hAnsi="Arial" w:cs="Arial" w:eastAsia="Arial"/>
+                <w:sz w:val="24"/>
+              </w:rPr>
+              <w:t>Draft a STEM project proposal with problem, users, goal, tools, concept, materials, test criteria, and expected evidence.</w:t>
+            </w:r>
+          </w:p>
+          <w:p>
+            <w:pPr>
+              <w:spacing w:before="0" w:after="0" w:line="360" w:lineRule="auto"/>
+            </w:pPr>
+            <w:r>
+              <w:rPr>
+                <w:rFonts w:ascii="Arial" w:hAnsi="Arial" w:cs="Arial" w:eastAsia="Arial"/>
+                <w:b/>
+                <w:sz w:val="24"/>
+              </w:rPr>
+              <w:t>Pre-activities:</w:t>
+            </w:r>
+          </w:p>
+          <w:p>
+            <w:pPr>
+              <w:spacing w:before="0" w:after="0" w:line="360" w:lineRule="auto"/>
+            </w:pPr>
+            <w:r>
+              <w:rPr>
+                <w:rFonts w:ascii="Arial" w:hAnsi="Arial" w:cs="Arial" w:eastAsia="Arial"/>
+                <w:b w:val="0"/>
+                <w:sz w:val="24"/>
+              </w:rPr>
               <w:t>Review Week 8 practice vocabulary (part 1).</w:t>
-              <w:br/>
+            </w:r>
+          </w:p>
+          <w:p>
+            <w:pPr>
+              <w:spacing w:before="0" w:after="0" w:line="360" w:lineRule="auto"/>
+            </w:pPr>
+            <w:r>
+              <w:rPr>
+                <w:rFonts w:ascii="Arial" w:hAnsi="Arial" w:cs="Arial" w:eastAsia="Arial"/>
+                <w:b w:val="0"/>
+                <w:sz w:val="24"/>
+              </w:rPr>
               <w:t>proposal: A plan submitted for approval</w:t>
-              <w:br/>
+            </w:r>
+          </w:p>
+          <w:p>
+            <w:pPr>
+              <w:spacing w:before="0" w:after="0" w:line="360" w:lineRule="auto"/>
+            </w:pPr>
+            <w:r>
+              <w:rPr>
+                <w:rFonts w:ascii="Arial" w:hAnsi="Arial" w:cs="Arial" w:eastAsia="Arial"/>
+                <w:b w:val="0"/>
+                <w:sz w:val="24"/>
+              </w:rPr>
               <w:t>platform: The tool or system used to build something</w:t>
-              <w:br/>
+            </w:r>
+          </w:p>
+          <w:p>
+            <w:pPr>
+              <w:spacing w:before="0" w:after="0" w:line="360" w:lineRule="auto"/>
+            </w:pPr>
+            <w:r>
+              <w:rPr>
+                <w:rFonts w:ascii="Arial" w:hAnsi="Arial" w:cs="Arial" w:eastAsia="Arial"/>
+                <w:b w:val="0"/>
+                <w:sz w:val="24"/>
+              </w:rPr>
               <w:t>sketch: A rough drawing or plan</w:t>
-              <w:br/>
+            </w:r>
+          </w:p>
+          <w:p>
+            <w:pPr>
+              <w:spacing w:before="0" w:after="0" w:line="360" w:lineRule="auto"/>
+            </w:pPr>
+            <w:r>
+              <w:rPr>
+                <w:rFonts w:ascii="Arial" w:hAnsi="Arial" w:cs="Arial" w:eastAsia="Arial"/>
+                <w:b w:val="0"/>
+                <w:sz w:val="24"/>
+              </w:rPr>
               <w:t>Review the difference between a topic and a solvable project problem.</w:t>
-              <w:br/>
-              <w:br/>
-              <w:t>While activities</w:t>
-              <w:br/>
-              <w:t>Practice drafting a STEM project proposal with problem, users, goal, tools/platforms, sketch or Tinkercad concept, materials, 3 test criteria, and expected evidence before the graded proposal. Use a test criterion such as works safely, communicates the idea, or can be explained in one minute.</w:t>
-              <w:br/>
-              <w:br/>
-              <w:t>Post activities</w:t>
-              <w:br/>
+            </w:r>
+          </w:p>
+          <w:p>
+            <w:pPr>
+              <w:spacing w:before="0" w:after="0" w:line="360" w:lineRule="auto"/>
+            </w:pPr>
+            <w:r>
+              <w:rPr>
+                <w:rFonts w:ascii="Arial" w:hAnsi="Arial" w:cs="Arial" w:eastAsia="Arial"/>
+                <w:b/>
+                <w:sz w:val="24"/>
+              </w:rPr>
+              <w:t>While activities:</w:t>
+            </w:r>
+          </w:p>
+          <w:p>
+            <w:pPr>
+              <w:spacing w:before="0" w:after="0" w:line="360" w:lineRule="auto"/>
+            </w:pPr>
+            <w:r>
+              <w:rPr>
+                <w:rFonts w:ascii="Arial" w:hAnsi="Arial" w:cs="Arial" w:eastAsia="Arial"/>
+                <w:b w:val="0"/>
+                <w:sz w:val="24"/>
+              </w:rPr>
+              <w:t>Practice drafting a STEM project proposal with problem, users, goal, tools/platforms, sketch or Tinkercad concept, materials, 3 test criteria, and expected evidence before the graded proposal.</w:t>
+            </w:r>
+          </w:p>
+          <w:p>
+            <w:pPr>
+              <w:spacing w:before="0" w:after="0" w:line="360" w:lineRule="auto"/>
+            </w:pPr>
+            <w:r>
+              <w:rPr>
+                <w:rFonts w:ascii="Arial" w:hAnsi="Arial" w:cs="Arial" w:eastAsia="Arial"/>
+                <w:b w:val="0"/>
+                <w:sz w:val="24"/>
+              </w:rPr>
+              <w:t>Use a test criterion such as works safely, communicates the idea, or can be explained in one minute.</w:t>
+            </w:r>
+          </w:p>
+          <w:p>
+            <w:pPr>
+              <w:spacing w:before="0" w:after="0" w:line="360" w:lineRule="auto"/>
+            </w:pPr>
+            <w:r>
+              <w:rPr>
+                <w:rFonts w:ascii="Arial" w:hAnsi="Arial" w:cs="Arial" w:eastAsia="Arial"/>
+                <w:b/>
+                <w:sz w:val="24"/>
+              </w:rPr>
+              <w:t>Post activities:</w:t>
+            </w:r>
+          </w:p>
+          <w:p>
+            <w:pPr>
+              <w:spacing w:before="0" w:after="0" w:line="360" w:lineRule="auto"/>
+            </w:pPr>
+            <w:r>
+              <w:rPr>
+                <w:rFonts w:ascii="Arial" w:hAnsi="Arial" w:cs="Arial" w:eastAsia="Arial"/>
+                <w:b w:val="0"/>
+                <w:sz w:val="24"/>
+              </w:rPr>
               <w:t>Mark one part that needs approval.</w:t>
             </w:r>
           </w:p>
@@ -366,35 +861,210 @@
               <w:bottom w:val="single" w:sz="4" w:space="0" w:color="auto"/>
               <w:right w:val="single" w:sz="4" w:space="0" w:color="auto"/>
             </w:tcBorders>
+            <w:vAlign w:val="top"/>
           </w:tcPr>
           <w:p>
-            <w:r>
-              <w:t>Topic:</w:t>
-              <w:br/>
+            <w:pPr>
+              <w:spacing w:before="0" w:after="0" w:line="360" w:lineRule="auto"/>
+            </w:pPr>
+            <w:r>
+              <w:rPr>
+                <w:rFonts w:ascii="Arial" w:hAnsi="Arial" w:cs="Arial" w:eastAsia="Arial"/>
+                <w:b/>
+                <w:sz w:val="24"/>
+              </w:rPr>
+              <w:t xml:space="preserve">Topic: </w:t>
+            </w:r>
+            <w:r>
+              <w:rPr>
+                <w:rFonts w:ascii="Arial" w:hAnsi="Arial" w:cs="Arial" w:eastAsia="Arial"/>
+                <w:b w:val="0"/>
+                <w:sz w:val="24"/>
+              </w:rPr>
               <w:t>Prototype practice</w:t>
-              <w:br/>
-              <w:br/>
-              <w:t>Pre-activities</w:t>
-              <w:br/>
+            </w:r>
+          </w:p>
+          <w:p>
+            <w:pPr>
+              <w:spacing w:before="0" w:after="0" w:line="360" w:lineRule="auto"/>
+            </w:pPr>
+            <w:r>
+              <w:rPr>
+                <w:rFonts w:ascii="Arial" w:hAnsi="Arial" w:cs="Arial" w:eastAsia="Arial"/>
+                <w:sz w:val="24"/>
+                <w:b/>
+                <w:bCs/>
+              </w:rPr>
+              <w:t>Class Objective:</w:t>
+            </w:r>
+          </w:p>
+          <w:p>
+            <w:pPr>
+              <w:spacing w:before="0" w:after="0" w:line="360" w:lineRule="auto"/>
+            </w:pPr>
+            <w:r>
+              <w:rPr>
+                <w:rFonts w:ascii="Arial" w:hAnsi="Arial" w:cs="Arial" w:eastAsia="Arial"/>
+                <w:sz w:val="24"/>
+              </w:rPr>
+              <w:t>Create a STEM project proposal with problem, users, goal, tools/platforms, sketch or Tinkercad concept, materials, 3 test criteria, and expected evidence.</w:t>
+            </w:r>
+          </w:p>
+          <w:p>
+            <w:pPr>
+              <w:spacing w:before="0" w:after="0" w:line="360" w:lineRule="auto"/>
+            </w:pPr>
+            <w:r>
+              <w:rPr>
+                <w:rFonts w:ascii="Arial" w:hAnsi="Arial" w:cs="Arial" w:eastAsia="Arial"/>
+                <w:b/>
+                <w:sz w:val="24"/>
+              </w:rPr>
+              <w:t>Pre-activities:</w:t>
+            </w:r>
+          </w:p>
+          <w:p>
+            <w:pPr>
+              <w:spacing w:before="0" w:after="0" w:line="360" w:lineRule="auto"/>
+            </w:pPr>
+            <w:r>
+              <w:rPr>
+                <w:rFonts w:ascii="Arial" w:hAnsi="Arial" w:cs="Arial" w:eastAsia="Arial"/>
+                <w:b w:val="0"/>
+                <w:sz w:val="24"/>
+              </w:rPr>
               <w:t>Review Week 8 practice vocabulary (part 2).</w:t>
-              <w:br/>
+            </w:r>
+          </w:p>
+          <w:p>
+            <w:pPr>
+              <w:spacing w:before="0" w:after="0" w:line="360" w:lineRule="auto"/>
+            </w:pPr>
+            <w:r>
+              <w:rPr>
+                <w:rFonts w:ascii="Arial" w:hAnsi="Arial" w:cs="Arial" w:eastAsia="Arial"/>
+                <w:b w:val="0"/>
+                <w:sz w:val="24"/>
+              </w:rPr>
               <w:t>Tinkercad: An online tool for making simple 3D models</w:t>
-              <w:br/>
+            </w:r>
+          </w:p>
+          <w:p>
+            <w:pPr>
+              <w:spacing w:before="0" w:after="0" w:line="360" w:lineRule="auto"/>
+            </w:pPr>
+            <w:r>
+              <w:rPr>
+                <w:rFonts w:ascii="Arial" w:hAnsi="Arial" w:cs="Arial" w:eastAsia="Arial"/>
+                <w:b w:val="0"/>
+                <w:sz w:val="24"/>
+              </w:rPr>
               <w:t>expected evidence: Proof you expect to collect</w:t>
-              <w:br/>
+            </w:r>
+          </w:p>
+          <w:p>
+            <w:pPr>
+              <w:spacing w:before="0" w:after="0" w:line="360" w:lineRule="auto"/>
+            </w:pPr>
+            <w:r>
+              <w:rPr>
+                <w:rFonts w:ascii="Arial" w:hAnsi="Arial" w:cs="Arial" w:eastAsia="Arial"/>
+                <w:b w:val="0"/>
+                <w:sz w:val="24"/>
+              </w:rPr>
               <w:t>approval: Permission to continue</w:t>
-              <w:br/>
+            </w:r>
+          </w:p>
+          <w:p>
+            <w:pPr>
+              <w:spacing w:before="0" w:after="0" w:line="360" w:lineRule="auto"/>
+            </w:pPr>
+            <w:r>
+              <w:rPr>
+                <w:rFonts w:ascii="Arial" w:hAnsi="Arial" w:cs="Arial" w:eastAsia="Arial"/>
+                <w:b w:val="0"/>
+                <w:sz w:val="24"/>
+              </w:rPr>
               <w:t>Open your approved or revised proposal.</w:t>
-              <w:br/>
-              <w:br/>
-              <w:t>While activities</w:t>
-              <w:br/>
-              <w:t>Complete Daily Grade #5: Create a STEM project proposal with problem, users, goal, tools/platforms, sketch or Tinkercad concept, materials, 3 test criteria, and expected evidence. Then build a practice prototype feature using the approved platform and record the result.</w:t>
-              <w:br/>
-              <w:br/>
-              <w:t>Post activities</w:t>
-              <w:br/>
-              <w:t>Submit the proposal in Google Classroom. Add photos/screenshots and notes to the project logbook.</w:t>
+            </w:r>
+          </w:p>
+          <w:p>
+            <w:pPr>
+              <w:spacing w:before="0" w:after="0" w:line="360" w:lineRule="auto"/>
+            </w:pPr>
+            <w:r>
+              <w:rPr>
+                <w:rFonts w:ascii="Arial" w:hAnsi="Arial" w:cs="Arial" w:eastAsia="Arial"/>
+                <w:b/>
+                <w:sz w:val="24"/>
+              </w:rPr>
+              <w:t>While activities:</w:t>
+            </w:r>
+          </w:p>
+          <w:p>
+            <w:pPr>
+              <w:spacing w:before="0" w:after="0" w:line="360" w:lineRule="auto"/>
+            </w:pPr>
+            <w:r>
+              <w:rPr>
+                <w:rFonts w:ascii="Arial" w:hAnsi="Arial" w:cs="Arial" w:eastAsia="Arial"/>
+                <w:b w:val="0"/>
+                <w:sz w:val="24"/>
+                <w:highlight w:val="yellow"/>
+              </w:rPr>
+              <w:t>Complete Daily Grade #5: Create a STEM project proposal with problem, users, goal, tools/platforms, sketch or Tinkercad concept, materials, 3 test criteria, and expected evidence.</w:t>
+            </w:r>
+          </w:p>
+          <w:p>
+            <w:pPr>
+              <w:spacing w:before="0" w:after="0" w:line="360" w:lineRule="auto"/>
+            </w:pPr>
+            <w:r>
+              <w:rPr>
+                <w:rFonts w:ascii="Arial" w:hAnsi="Arial" w:cs="Arial" w:eastAsia="Arial"/>
+                <w:b w:val="0"/>
+                <w:sz w:val="24"/>
+              </w:rPr>
+              <w:t>Then build a practice prototype feature using the approved platform and record the result.</w:t>
+            </w:r>
+          </w:p>
+          <w:p>
+            <w:pPr>
+              <w:spacing w:before="0" w:after="0" w:line="360" w:lineRule="auto"/>
+            </w:pPr>
+            <w:r>
+              <w:rPr>
+                <w:rFonts w:ascii="Arial" w:hAnsi="Arial" w:cs="Arial" w:eastAsia="Arial"/>
+                <w:b/>
+                <w:sz w:val="24"/>
+              </w:rPr>
+              <w:t>Post activities:</w:t>
+            </w:r>
+          </w:p>
+          <w:p>
+            <w:pPr>
+              <w:spacing w:before="0" w:after="0" w:line="360" w:lineRule="auto"/>
+            </w:pPr>
+            <w:r>
+              <w:rPr>
+                <w:rFonts w:ascii="Arial" w:hAnsi="Arial" w:cs="Arial" w:eastAsia="Arial"/>
+                <w:b w:val="0"/>
+                <w:sz w:val="24"/>
+              </w:rPr>
+              <w:t>Submit the proposal in Google Classroom.</w:t>
+            </w:r>
+          </w:p>
+          <w:p>
+            <w:pPr>
+              <w:spacing w:before="0" w:after="0" w:line="360" w:lineRule="auto"/>
+            </w:pPr>
+            <w:r>
+              <w:rPr>
+                <w:rFonts w:ascii="Arial" w:hAnsi="Arial" w:cs="Arial" w:eastAsia="Arial"/>
+                <w:b w:val="0"/>
+                <w:sz w:val="24"/>
+              </w:rPr>
+              <w:t>Add photos/screenshots and notes to the project logbook.</w:t>
             </w:r>
           </w:p>
         </w:tc>
@@ -409,10 +1079,37 @@
               <w:bottom w:val="single" w:sz="4" w:space="0" w:color="auto"/>
               <w:right w:val="single" w:sz="4" w:space="0" w:color="auto"/>
             </w:tcBorders>
+            <w:vAlign w:val="top"/>
           </w:tcPr>
           <w:p>
-            <w:r>
-              <w:t>Resources: Pen, pencil, technology notebook, student's email and password, Google Classroom, LEDs and resistors, Tinkercad access, project rubric, project planning sheet, projector.</w:t>
+            <w:pPr>
+              <w:spacing w:line="360" w:lineRule="auto" w:before="0" w:after="0"/>
+            </w:pPr>
+            <w:r>
+              <w:rPr>
+                <w:rFonts w:ascii="Arial" w:hAnsi="Arial" w:cs="Arial" w:eastAsia="Arial"/>
+                <w:sz w:val="24"/>
+              </w:rPr>
+            </w:r>
+            <w:r>
+              <w:rPr>
+                <w:rFonts w:ascii="Arial" w:hAnsi="Arial" w:eastAsia="Arial" w:cs="Arial"/>
+                <w:b/>
+                <w:i w:val="0"/>
+                <w:sz w:val="24"/>
+                <w:u w:val="none"/>
+              </w:rPr>
+              <w:t xml:space="preserve">Resources: </w:t>
+            </w:r>
+            <w:r>
+              <w:rPr>
+                <w:rFonts w:ascii="Arial" w:hAnsi="Arial" w:eastAsia="Arial" w:cs="Arial"/>
+                <w:b w:val="0"/>
+                <w:i w:val="0"/>
+                <w:sz w:val="24"/>
+                <w:u w:val="none"/>
+              </w:rPr>
+              <w:t>Pen, pencil, technology notebook, student's computer, email and password</w:t>
             </w:r>
           </w:p>
         </w:tc>
@@ -425,10 +1122,37 @@
               <w:bottom w:val="single" w:sz="4" w:space="0" w:color="auto"/>
               <w:right w:val="single" w:sz="4" w:space="0" w:color="auto"/>
             </w:tcBorders>
+            <w:vAlign w:val="top"/>
           </w:tcPr>
           <w:p>
-            <w:r>
-              <w:t>Resources: Pen, pencil, technology notebook, student's email and password, Google Classroom, LEDs and resistors, Tinkercad access, project rubric, project planning sheet, projector.</w:t>
+            <w:pPr>
+              <w:spacing w:line="360" w:lineRule="auto" w:before="0" w:after="0"/>
+            </w:pPr>
+            <w:r>
+              <w:rPr>
+                <w:rFonts w:ascii="Arial" w:hAnsi="Arial" w:cs="Arial" w:eastAsia="Arial"/>
+                <w:sz w:val="24"/>
+              </w:rPr>
+            </w:r>
+            <w:r>
+              <w:rPr>
+                <w:rFonts w:ascii="Arial" w:hAnsi="Arial" w:eastAsia="Arial" w:cs="Arial"/>
+                <w:b/>
+                <w:i w:val="0"/>
+                <w:sz w:val="24"/>
+                <w:u w:val="none"/>
+              </w:rPr>
+              <w:t xml:space="preserve">Resources: </w:t>
+            </w:r>
+            <w:r>
+              <w:rPr>
+                <w:rFonts w:ascii="Arial" w:hAnsi="Arial" w:eastAsia="Arial" w:cs="Arial"/>
+                <w:b w:val="0"/>
+                <w:i w:val="0"/>
+                <w:sz w:val="24"/>
+                <w:u w:val="none"/>
+              </w:rPr>
+              <w:t>Pen, pencil, technology notebook, student's computer, email and password</w:t>
             </w:r>
           </w:p>
         </w:tc>
@@ -444,9 +1168,30 @@
               <w:right w:val="single" w:sz="4" w:space="0" w:color="auto"/>
             </w:tcBorders>
             <w:shd w:val="clear" w:color="auto" w:fill="A8D08D"/>
+            <w:vAlign w:val="top"/>
           </w:tcPr>
           <w:p>
-            <w:r>
+            <w:pPr>
+              <w:jc w:val="center"/>
+              <w:spacing w:line="360" w:lineRule="auto" w:before="0" w:after="0"/>
+            </w:pPr>
+            <w:r>
+              <w:rPr>
+                <w:rFonts w:ascii="Arial" w:hAnsi="Arial" w:eastAsia="Arial" w:cs="Arial"/>
+                <w:b/>
+                <w:i w:val="0"/>
+                <w:sz w:val="24"/>
+                <w:u w:val="none"/>
+              </w:rPr>
+            </w:r>
+            <w:r>
+              <w:rPr>
+                <w:rFonts w:ascii="Arial" w:hAnsi="Arial" w:eastAsia="Arial" w:cs="Arial"/>
+                <w:b/>
+                <w:i w:val="0"/>
+                <w:sz w:val="24"/>
+                <w:u w:val="none"/>
+              </w:rPr>
               <w:t>9A, 9B day – 45min – November - Week 9</w:t>
             </w:r>
           </w:p>
@@ -461,9 +1206,30 @@
               <w:right w:val="single" w:sz="4" w:space="0" w:color="auto"/>
             </w:tcBorders>
             <w:shd w:val="clear" w:color="auto" w:fill="A8D08D"/>
+            <w:vAlign w:val="top"/>
           </w:tcPr>
           <w:p>
-            <w:r>
+            <w:pPr>
+              <w:jc w:val="center"/>
+              <w:spacing w:line="360" w:lineRule="auto" w:before="0" w:after="0"/>
+            </w:pPr>
+            <w:r>
+              <w:rPr>
+                <w:rFonts w:ascii="Arial" w:hAnsi="Arial" w:eastAsia="Arial" w:cs="Arial"/>
+                <w:b/>
+                <w:i w:val="0"/>
+                <w:sz w:val="24"/>
+                <w:u w:val="none"/>
+              </w:rPr>
+            </w:r>
+            <w:r>
+              <w:rPr>
+                <w:rFonts w:ascii="Arial" w:hAnsi="Arial" w:eastAsia="Arial" w:cs="Arial"/>
+                <w:b/>
+                <w:i w:val="0"/>
+                <w:sz w:val="24"/>
+                <w:u w:val="none"/>
+              </w:rPr>
               <w:t>9A, 9B day – 90 min – November - Week 9</w:t>
             </w:r>
           </w:p>
@@ -479,34 +1245,195 @@
               <w:bottom w:val="single" w:sz="4" w:space="0" w:color="auto"/>
               <w:right w:val="single" w:sz="4" w:space="0" w:color="auto"/>
             </w:tcBorders>
+            <w:vAlign w:val="top"/>
           </w:tcPr>
           <w:p>
-            <w:r>
-              <w:t>Topic:</w:t>
-              <w:br/>
-              <w:t>Project habits reflection</w:t>
-              <w:br/>
-              <w:br/>
-              <w:t>Pre-activities</w:t>
-              <w:br/>
+            <w:pPr>
+              <w:spacing w:before="0" w:after="0" w:line="360" w:lineRule="auto"/>
+            </w:pPr>
+            <w:r>
+              <w:rPr>
+                <w:rFonts w:ascii="Arial" w:hAnsi="Arial" w:cs="Arial" w:eastAsia="Arial"/>
+                <w:b/>
+                <w:sz w:val="24"/>
+              </w:rPr>
+              <w:t xml:space="preserve">Topic: </w:t>
+            </w:r>
+            <w:r>
+              <w:rPr>
+                <w:rFonts w:ascii="Arial" w:hAnsi="Arial" w:cs="Arial" w:eastAsia="Arial"/>
+                <w:b w:val="0"/>
+                <w:sz w:val="24"/>
+              </w:rPr>
+              <w:t>Project habits review</w:t>
+            </w:r>
+          </w:p>
+          <w:p>
+            <w:pPr>
+              <w:spacing w:before="0" w:after="0" w:line="360" w:lineRule="auto"/>
+            </w:pPr>
+            <w:r>
+              <w:rPr>
+                <w:rFonts w:ascii="Arial" w:hAnsi="Arial" w:cs="Arial" w:eastAsia="Arial"/>
+                <w:sz w:val="24"/>
+                <w:b/>
+                <w:bCs/>
+              </w:rPr>
+              <w:t>Class Objective:</w:t>
+            </w:r>
+          </w:p>
+          <w:p>
+            <w:pPr>
+              <w:spacing w:before="0" w:after="0" w:line="360" w:lineRule="auto"/>
+            </w:pPr>
+            <w:r>
+              <w:rPr>
+                <w:rFonts w:ascii="Arial" w:hAnsi="Arial" w:cs="Arial" w:eastAsia="Arial"/>
+                <w:sz w:val="24"/>
+              </w:rPr>
+              <w:t>Check project habit evidence and set one goal for exam project work.</w:t>
+            </w:r>
+          </w:p>
+          <w:p>
+            <w:pPr>
+              <w:spacing w:before="0" w:after="0" w:line="360" w:lineRule="auto"/>
+            </w:pPr>
+            <w:r>
+              <w:rPr>
+                <w:rFonts w:ascii="Arial" w:hAnsi="Arial" w:cs="Arial" w:eastAsia="Arial"/>
+                <w:b/>
+                <w:sz w:val="24"/>
+              </w:rPr>
+              <w:t>Pre-activities:</w:t>
+            </w:r>
+          </w:p>
+          <w:p>
+            <w:pPr>
+              <w:spacing w:before="0" w:after="0" w:line="360" w:lineRule="auto"/>
+            </w:pPr>
+            <w:r>
+              <w:rPr>
+                <w:rFonts w:ascii="Arial" w:hAnsi="Arial" w:cs="Arial" w:eastAsia="Arial"/>
+                <w:b w:val="0"/>
+                <w:sz w:val="24"/>
+              </w:rPr>
               <w:t>Review Week 9 practice vocabulary (part 1).</w:t>
-              <w:br/>
+            </w:r>
+          </w:p>
+          <w:p>
+            <w:pPr>
+              <w:spacing w:before="0" w:after="0" w:line="360" w:lineRule="auto"/>
+            </w:pPr>
+            <w:r>
+              <w:rPr>
+                <w:rFonts w:ascii="Arial" w:hAnsi="Arial" w:cs="Arial" w:eastAsia="Arial"/>
+                <w:b w:val="0"/>
+                <w:sz w:val="24"/>
+              </w:rPr>
               <w:t>effort: The work and energy put into a task</w:t>
-              <w:br/>
+            </w:r>
+          </w:p>
+          <w:p>
+            <w:pPr>
+              <w:spacing w:before="0" w:after="0" w:line="360" w:lineRule="auto"/>
+            </w:pPr>
+            <w:r>
+              <w:rPr>
+                <w:rFonts w:ascii="Arial" w:hAnsi="Arial" w:cs="Arial" w:eastAsia="Arial"/>
+                <w:b w:val="0"/>
+                <w:sz w:val="24"/>
+              </w:rPr>
               <w:t>organization: Keeping work clear and easy to find</w:t>
-              <w:br/>
+            </w:r>
+          </w:p>
+          <w:p>
+            <w:pPr>
+              <w:spacing w:before="0" w:after="0" w:line="360" w:lineRule="auto"/>
+            </w:pPr>
+            <w:r>
+              <w:rPr>
+                <w:rFonts w:ascii="Arial" w:hAnsi="Arial" w:cs="Arial" w:eastAsia="Arial"/>
+                <w:b w:val="0"/>
+                <w:sz w:val="24"/>
+              </w:rPr>
               <w:t>safe use: Using tools or materials carefully</w:t>
-              <w:br/>
+            </w:r>
+          </w:p>
+          <w:p>
+            <w:pPr>
+              <w:spacing w:before="0" w:after="0" w:line="360" w:lineRule="auto"/>
+            </w:pPr>
+            <w:r>
+              <w:rPr>
+                <w:rFonts w:ascii="Arial" w:hAnsi="Arial" w:cs="Arial" w:eastAsia="Arial"/>
+                <w:b w:val="0"/>
+                <w:sz w:val="24"/>
+              </w:rPr>
               <w:t>Review the habits needed during a long project: effort, organization, safe use, communication, and feedback.</w:t>
-              <w:br/>
-              <w:br/>
-              <w:t>While activities</w:t>
-              <w:br/>
-              <w:t>Discuss self-reflection examples about effort, organization, safe material use, perseverance, and response to feedback before the graded reflection. Use evidence such as logbook notes, saved files, clean workspace, revisions, and feedback used.</w:t>
-              <w:br/>
-              <w:br/>
-              <w:t>Post activities</w:t>
-              <w:br/>
+            </w:r>
+          </w:p>
+          <w:p>
+            <w:pPr>
+              <w:spacing w:before="0" w:after="0" w:line="360" w:lineRule="auto"/>
+            </w:pPr>
+            <w:r>
+              <w:rPr>
+                <w:rFonts w:ascii="Arial" w:hAnsi="Arial" w:cs="Arial" w:eastAsia="Arial"/>
+                <w:b/>
+                <w:sz w:val="24"/>
+              </w:rPr>
+              <w:t>While activities:</w:t>
+            </w:r>
+          </w:p>
+          <w:p>
+            <w:pPr>
+              <w:spacing w:before="0" w:after="0" w:line="360" w:lineRule="auto"/>
+            </w:pPr>
+            <w:r>
+              <w:rPr>
+                <w:rFonts w:ascii="Arial" w:hAnsi="Arial" w:cs="Arial" w:eastAsia="Arial"/>
+                <w:b w:val="0"/>
+                <w:sz w:val="24"/>
+              </w:rPr>
+              <w:t>Discuss project-habit examples and check that the Week 6 appreciation reflection, Week 8 proposal, and project logbook evidence are complete.</w:t>
+            </w:r>
+          </w:p>
+          <w:p>
+            <w:pPr>
+              <w:spacing w:before="0" w:after="0" w:line="360" w:lineRule="auto"/>
+            </w:pPr>
+            <w:r>
+              <w:rPr>
+                <w:rFonts w:ascii="Arial" w:hAnsi="Arial" w:cs="Arial" w:eastAsia="Arial"/>
+                <w:b w:val="0"/>
+                <w:sz w:val="24"/>
+              </w:rPr>
+              <w:t>Use this class for make-up or improvement evidence only if a student missed a previous summative.</w:t>
+            </w:r>
+          </w:p>
+          <w:p>
+            <w:pPr>
+              <w:spacing w:before="0" w:after="0" w:line="360" w:lineRule="auto"/>
+            </w:pPr>
+            <w:r>
+              <w:rPr>
+                <w:rFonts w:ascii="Arial" w:hAnsi="Arial" w:cs="Arial" w:eastAsia="Arial"/>
+                <w:b/>
+                <w:sz w:val="24"/>
+              </w:rPr>
+              <w:t>Post activities:</w:t>
+            </w:r>
+          </w:p>
+          <w:p>
+            <w:pPr>
+              <w:spacing w:before="0" w:after="0" w:line="360" w:lineRule="auto"/>
+            </w:pPr>
+            <w:r>
+              <w:rPr>
+                <w:rFonts w:ascii="Arial" w:hAnsi="Arial" w:cs="Arial" w:eastAsia="Arial"/>
+                <w:b w:val="0"/>
+                <w:sz w:val="24"/>
+              </w:rPr>
               <w:t>Write one habit goal for the exam project.</w:t>
             </w:r>
           </w:p>
@@ -520,34 +1447,195 @@
               <w:bottom w:val="single" w:sz="4" w:space="0" w:color="auto"/>
               <w:right w:val="single" w:sz="4" w:space="0" w:color="auto"/>
             </w:tcBorders>
+            <w:vAlign w:val="top"/>
           </w:tcPr>
           <w:p>
-            <w:r>
-              <w:t>Topic:</w:t>
-              <w:br/>
+            <w:pPr>
+              <w:spacing w:before="0" w:after="0" w:line="360" w:lineRule="auto"/>
+            </w:pPr>
+            <w:r>
+              <w:rPr>
+                <w:rFonts w:ascii="Arial" w:hAnsi="Arial" w:cs="Arial" w:eastAsia="Arial"/>
+                <w:b/>
+                <w:sz w:val="24"/>
+              </w:rPr>
+              <w:t xml:space="preserve">Topic: </w:t>
+            </w:r>
+            <w:r>
+              <w:rPr>
+                <w:rFonts w:ascii="Arial" w:hAnsi="Arial" w:cs="Arial" w:eastAsia="Arial"/>
+                <w:b w:val="0"/>
+                <w:sz w:val="24"/>
+              </w:rPr>
               <w:t>Exam project planning</w:t>
-              <w:br/>
-              <w:br/>
-              <w:t>Pre-activities</w:t>
-              <w:br/>
+            </w:r>
+          </w:p>
+          <w:p>
+            <w:pPr>
+              <w:spacing w:before="0" w:after="0" w:line="360" w:lineRule="auto"/>
+            </w:pPr>
+            <w:r>
+              <w:rPr>
+                <w:rFonts w:ascii="Arial" w:hAnsi="Arial" w:cs="Arial" w:eastAsia="Arial"/>
+                <w:sz w:val="24"/>
+                <w:b/>
+                <w:bCs/>
+              </w:rPr>
+              <w:t>Class Objective:</w:t>
+            </w:r>
+          </w:p>
+          <w:p>
+            <w:pPr>
+              <w:spacing w:before="0" w:after="0" w:line="360" w:lineRule="auto"/>
+            </w:pPr>
+            <w:r>
+              <w:rPr>
+                <w:rFonts w:ascii="Arial" w:hAnsi="Arial" w:cs="Arial" w:eastAsia="Arial"/>
+                <w:sz w:val="24"/>
+              </w:rPr>
+              <w:t>Create the final exam project task list, team roles, build schedule, testing plan, and presentation outline.</w:t>
+            </w:r>
+          </w:p>
+          <w:p>
+            <w:pPr>
+              <w:spacing w:before="0" w:after="0" w:line="360" w:lineRule="auto"/>
+            </w:pPr>
+            <w:r>
+              <w:rPr>
+                <w:rFonts w:ascii="Arial" w:hAnsi="Arial" w:cs="Arial" w:eastAsia="Arial"/>
+                <w:b/>
+                <w:sz w:val="24"/>
+              </w:rPr>
+              <w:t>Pre-activities:</w:t>
+            </w:r>
+          </w:p>
+          <w:p>
+            <w:pPr>
+              <w:spacing w:before="0" w:after="0" w:line="360" w:lineRule="auto"/>
+            </w:pPr>
+            <w:r>
+              <w:rPr>
+                <w:rFonts w:ascii="Arial" w:hAnsi="Arial" w:cs="Arial" w:eastAsia="Arial"/>
+                <w:b w:val="0"/>
+                <w:sz w:val="24"/>
+              </w:rPr>
               <w:t>Review Week 9 practice vocabulary (part 2).</w:t>
-              <w:br/>
+            </w:r>
+          </w:p>
+          <w:p>
+            <w:pPr>
+              <w:spacing w:before="0" w:after="0" w:line="360" w:lineRule="auto"/>
+            </w:pPr>
+            <w:r>
+              <w:rPr>
+                <w:rFonts w:ascii="Arial" w:hAnsi="Arial" w:cs="Arial" w:eastAsia="Arial"/>
+                <w:b w:val="0"/>
+                <w:sz w:val="24"/>
+              </w:rPr>
               <w:t>perseverance: Continuing to try when work is difficult</w:t>
-              <w:br/>
+            </w:r>
+          </w:p>
+          <w:p>
+            <w:pPr>
+              <w:spacing w:before="0" w:after="0" w:line="360" w:lineRule="auto"/>
+            </w:pPr>
+            <w:r>
+              <w:rPr>
+                <w:rFonts w:ascii="Arial" w:hAnsi="Arial" w:cs="Arial" w:eastAsia="Arial"/>
+                <w:b w:val="0"/>
+                <w:sz w:val="24"/>
+              </w:rPr>
               <w:t>team role: A responsibility in a group</w:t>
-              <w:br/>
+            </w:r>
+          </w:p>
+          <w:p>
+            <w:pPr>
+              <w:spacing w:before="0" w:after="0" w:line="360" w:lineRule="auto"/>
+            </w:pPr>
+            <w:r>
+              <w:rPr>
+                <w:rFonts w:ascii="Arial" w:hAnsi="Arial" w:cs="Arial" w:eastAsia="Arial"/>
+                <w:b w:val="0"/>
+                <w:sz w:val="24"/>
+              </w:rPr>
               <w:t>build schedule: A plan for when parts of a project will be built</w:t>
-              <w:br/>
+            </w:r>
+          </w:p>
+          <w:p>
+            <w:pPr>
+              <w:spacing w:before="0" w:after="0" w:line="360" w:lineRule="auto"/>
+            </w:pPr>
+            <w:r>
+              <w:rPr>
+                <w:rFonts w:ascii="Arial" w:hAnsi="Arial" w:cs="Arial" w:eastAsia="Arial"/>
+                <w:b w:val="0"/>
+                <w:sz w:val="24"/>
+              </w:rPr>
               <w:t>Read the STEM exam rubric categories: problem, design, prototype, testing, improvement, presentation, reflection.</w:t>
-              <w:br/>
-              <w:br/>
-              <w:t>While activities</w:t>
-              <w:br/>
-              <w:t>Complete Appreciation Grade #2: Complete a self-reflection about effort, organization, safe material use, perseverance, and how you responded to feedback during STEM planning. Then create the final exam project task list, team roles, build schedule, testing plan, and presentation outline.</w:t>
-              <w:br/>
-              <w:br/>
-              <w:t>Post activities</w:t>
-              <w:br/>
+            </w:r>
+          </w:p>
+          <w:p>
+            <w:pPr>
+              <w:spacing w:before="0" w:after="0" w:line="360" w:lineRule="auto"/>
+            </w:pPr>
+            <w:r>
+              <w:rPr>
+                <w:rFonts w:ascii="Arial" w:hAnsi="Arial" w:cs="Arial" w:eastAsia="Arial"/>
+                <w:b/>
+                <w:sz w:val="24"/>
+              </w:rPr>
+              <w:t>While activities:</w:t>
+            </w:r>
+          </w:p>
+          <w:p>
+            <w:pPr>
+              <w:spacing w:before="0" w:after="0" w:line="360" w:lineRule="auto"/>
+            </w:pPr>
+            <w:r>
+              <w:rPr>
+                <w:rFonts w:ascii="Arial" w:hAnsi="Arial" w:cs="Arial" w:eastAsia="Arial"/>
+                <w:b w:val="0"/>
+                <w:sz w:val="24"/>
+              </w:rPr>
+              <w:t>Create the final exam project task list, team roles, build schedule, testing plan, and presentation outline.</w:t>
+            </w:r>
+          </w:p>
+          <w:p>
+            <w:pPr>
+              <w:spacing w:before="0" w:after="0" w:line="360" w:lineRule="auto"/>
+            </w:pPr>
+            <w:r>
+              <w:rPr>
+                <w:rFonts w:ascii="Arial" w:hAnsi="Arial" w:cs="Arial" w:eastAsia="Arial"/>
+                <w:b w:val="0"/>
+                <w:sz w:val="24"/>
+              </w:rPr>
+              <w:t>Use remaining time for make-up submissions or project preparation.</w:t>
+            </w:r>
+          </w:p>
+          <w:p>
+            <w:pPr>
+              <w:spacing w:before="0" w:after="0" w:line="360" w:lineRule="auto"/>
+            </w:pPr>
+            <w:r>
+              <w:rPr>
+                <w:rFonts w:ascii="Arial" w:hAnsi="Arial" w:cs="Arial" w:eastAsia="Arial"/>
+                <w:b/>
+                <w:sz w:val="24"/>
+              </w:rPr>
+              <w:t>Post activities:</w:t>
+            </w:r>
+          </w:p>
+          <w:p>
+            <w:pPr>
+              <w:spacing w:before="0" w:after="0" w:line="360" w:lineRule="auto"/>
+            </w:pPr>
+            <w:r>
+              <w:rPr>
+                <w:rFonts w:ascii="Arial" w:hAnsi="Arial" w:cs="Arial" w:eastAsia="Arial"/>
+                <w:b w:val="0"/>
+                <w:sz w:val="24"/>
+              </w:rPr>
               <w:t>Submit the final plan in Google Classroom and confirm all required materials or links.</w:t>
             </w:r>
           </w:p>
@@ -563,10 +1651,37 @@
               <w:bottom w:val="single" w:sz="4" w:space="0" w:color="auto"/>
               <w:right w:val="single" w:sz="4" w:space="0" w:color="auto"/>
             </w:tcBorders>
+            <w:vAlign w:val="top"/>
           </w:tcPr>
           <w:p>
-            <w:r>
-              <w:t>Resources: Pen, pencil, technology notebook, student's email and password, Google Classroom, LEDs and resistors, Tinkercad access, project rubric, project planning sheet, projector.</w:t>
+            <w:pPr>
+              <w:spacing w:line="360" w:lineRule="auto" w:before="0" w:after="0"/>
+            </w:pPr>
+            <w:r>
+              <w:rPr>
+                <w:rFonts w:ascii="Arial" w:hAnsi="Arial" w:cs="Arial" w:eastAsia="Arial"/>
+                <w:sz w:val="24"/>
+              </w:rPr>
+            </w:r>
+            <w:r>
+              <w:rPr>
+                <w:rFonts w:ascii="Arial" w:hAnsi="Arial" w:eastAsia="Arial" w:cs="Arial"/>
+                <w:b/>
+                <w:i w:val="0"/>
+                <w:sz w:val="24"/>
+                <w:u w:val="none"/>
+              </w:rPr>
+              <w:t xml:space="preserve">Resources: </w:t>
+            </w:r>
+            <w:r>
+              <w:rPr>
+                <w:rFonts w:ascii="Arial" w:hAnsi="Arial" w:eastAsia="Arial" w:cs="Arial"/>
+                <w:b w:val="0"/>
+                <w:i w:val="0"/>
+                <w:sz w:val="24"/>
+                <w:u w:val="none"/>
+              </w:rPr>
+              <w:t>Pen, pencil, technology notebook, student's computer, email and password</w:t>
             </w:r>
           </w:p>
         </w:tc>
@@ -579,10 +1694,37 @@
               <w:bottom w:val="single" w:sz="4" w:space="0" w:color="auto"/>
               <w:right w:val="single" w:sz="4" w:space="0" w:color="auto"/>
             </w:tcBorders>
+            <w:vAlign w:val="top"/>
           </w:tcPr>
           <w:p>
-            <w:r>
-              <w:t>Resources: Pen, pencil, technology notebook, student's email and password, Google Classroom, LEDs and resistors, Tinkercad access, project rubric, project planning sheet, projector.</w:t>
+            <w:pPr>
+              <w:spacing w:line="360" w:lineRule="auto" w:before="0" w:after="0"/>
+            </w:pPr>
+            <w:r>
+              <w:rPr>
+                <w:rFonts w:ascii="Arial" w:hAnsi="Arial" w:cs="Arial" w:eastAsia="Arial"/>
+                <w:sz w:val="24"/>
+              </w:rPr>
+            </w:r>
+            <w:r>
+              <w:rPr>
+                <w:rFonts w:ascii="Arial" w:hAnsi="Arial" w:eastAsia="Arial" w:cs="Arial"/>
+                <w:b/>
+                <w:i w:val="0"/>
+                <w:sz w:val="24"/>
+                <w:u w:val="none"/>
+              </w:rPr>
+              <w:t xml:space="preserve">Resources: </w:t>
+            </w:r>
+            <w:r>
+              <w:rPr>
+                <w:rFonts w:ascii="Arial" w:hAnsi="Arial" w:eastAsia="Arial" w:cs="Arial"/>
+                <w:b w:val="0"/>
+                <w:i w:val="0"/>
+                <w:sz w:val="24"/>
+                <w:u w:val="none"/>
+              </w:rPr>
+              <w:t>Pen, pencil, technology notebook, student's computer, email and password</w:t>
             </w:r>
           </w:p>
         </w:tc>
@@ -598,9 +1740,30 @@
               <w:right w:val="single" w:sz="4" w:space="0" w:color="auto"/>
             </w:tcBorders>
             <w:shd w:val="clear" w:color="auto" w:fill="A8D08D"/>
+            <w:vAlign w:val="top"/>
           </w:tcPr>
           <w:p>
-            <w:r>
+            <w:pPr>
+              <w:jc w:val="center"/>
+              <w:spacing w:line="360" w:lineRule="auto" w:before="0" w:after="0"/>
+            </w:pPr>
+            <w:r>
+              <w:rPr>
+                <w:rFonts w:ascii="Arial" w:hAnsi="Arial" w:eastAsia="Arial" w:cs="Arial"/>
+                <w:b/>
+                <w:i w:val="0"/>
+                <w:sz w:val="24"/>
+                <w:u w:val="none"/>
+              </w:rPr>
+            </w:r>
+            <w:r>
+              <w:rPr>
+                <w:rFonts w:ascii="Arial" w:hAnsi="Arial" w:eastAsia="Arial" w:cs="Arial"/>
+                <w:b/>
+                <w:i w:val="0"/>
+                <w:sz w:val="24"/>
+                <w:u w:val="none"/>
+              </w:rPr>
               <w:t>9A, 9B day – 45min – November - Week 10</w:t>
             </w:r>
           </w:p>
@@ -615,9 +1778,30 @@
               <w:right w:val="single" w:sz="4" w:space="0" w:color="auto"/>
             </w:tcBorders>
             <w:shd w:val="clear" w:color="auto" w:fill="A8D08D"/>
+            <w:vAlign w:val="top"/>
           </w:tcPr>
           <w:p>
-            <w:r>
+            <w:pPr>
+              <w:jc w:val="center"/>
+              <w:spacing w:line="360" w:lineRule="auto" w:before="0" w:after="0"/>
+            </w:pPr>
+            <w:r>
+              <w:rPr>
+                <w:rFonts w:ascii="Arial" w:hAnsi="Arial" w:eastAsia="Arial" w:cs="Arial"/>
+                <w:b/>
+                <w:i w:val="0"/>
+                <w:sz w:val="24"/>
+                <w:u w:val="none"/>
+              </w:rPr>
+            </w:r>
+            <w:r>
+              <w:rPr>
+                <w:rFonts w:ascii="Arial" w:hAnsi="Arial" w:eastAsia="Arial" w:cs="Arial"/>
+                <w:b/>
+                <w:i w:val="0"/>
+                <w:sz w:val="24"/>
+                <w:u w:val="none"/>
+              </w:rPr>
               <w:t>9A, 9B day – 90 min – November - Week 10</w:t>
             </w:r>
           </w:p>
@@ -633,34 +1817,183 @@
               <w:bottom w:val="single" w:sz="4" w:space="0" w:color="auto"/>
               <w:right w:val="single" w:sz="4" w:space="0" w:color="auto"/>
             </w:tcBorders>
+            <w:vAlign w:val="top"/>
           </w:tcPr>
           <w:p>
-            <w:r>
-              <w:t>Topic:</w:t>
-              <w:br/>
+            <w:pPr>
+              <w:spacing w:before="0" w:after="0" w:line="360" w:lineRule="auto"/>
+            </w:pPr>
+            <w:r>
+              <w:rPr>
+                <w:rFonts w:ascii="Arial" w:hAnsi="Arial" w:cs="Arial" w:eastAsia="Arial"/>
+                <w:b/>
+                <w:sz w:val="24"/>
+              </w:rPr>
+              <w:t xml:space="preserve">Topic: </w:t>
+            </w:r>
+            <w:r>
+              <w:rPr>
+                <w:rFonts w:ascii="Arial" w:hAnsi="Arial" w:cs="Arial" w:eastAsia="Arial"/>
+                <w:b w:val="0"/>
+                <w:sz w:val="24"/>
+              </w:rPr>
               <w:t>Exam project setup</w:t>
-              <w:br/>
-              <w:br/>
-              <w:t>Pre-activities</w:t>
-              <w:br/>
+            </w:r>
+          </w:p>
+          <w:p>
+            <w:pPr>
+              <w:spacing w:before="0" w:after="0" w:line="360" w:lineRule="auto"/>
+            </w:pPr>
+            <w:r>
+              <w:rPr>
+                <w:rFonts w:ascii="Arial" w:hAnsi="Arial" w:cs="Arial" w:eastAsia="Arial"/>
+                <w:sz w:val="24"/>
+                <w:b/>
+                <w:bCs/>
+              </w:rPr>
+              <w:t>Class Objective:</w:t>
+            </w:r>
+          </w:p>
+          <w:p>
+            <w:pPr>
+              <w:spacing w:before="0" w:after="0" w:line="360" w:lineRule="auto"/>
+            </w:pPr>
+            <w:r>
+              <w:rPr>
+                <w:rFonts w:ascii="Arial" w:hAnsi="Arial" w:cs="Arial" w:eastAsia="Arial"/>
+                <w:sz w:val="24"/>
+              </w:rPr>
+              <w:t>Prepare the project dataset, chart or visualization plan, labels, source note, and limitation.</w:t>
+            </w:r>
+          </w:p>
+          <w:p>
+            <w:pPr>
+              <w:spacing w:before="0" w:after="0" w:line="360" w:lineRule="auto"/>
+            </w:pPr>
+            <w:r>
+              <w:rPr>
+                <w:rFonts w:ascii="Arial" w:hAnsi="Arial" w:cs="Arial" w:eastAsia="Arial"/>
+                <w:b/>
+                <w:sz w:val="24"/>
+              </w:rPr>
+              <w:t>Pre-activities:</w:t>
+            </w:r>
+          </w:p>
+          <w:p>
+            <w:pPr>
+              <w:spacing w:before="0" w:after="0" w:line="360" w:lineRule="auto"/>
+            </w:pPr>
+            <w:r>
+              <w:rPr>
+                <w:rFonts w:ascii="Arial" w:hAnsi="Arial" w:cs="Arial" w:eastAsia="Arial"/>
+                <w:b w:val="0"/>
+                <w:sz w:val="24"/>
+              </w:rPr>
               <w:t>Review Week 10 practice vocabulary (part 1).</w:t>
-              <w:br/>
+            </w:r>
+          </w:p>
+          <w:p>
+            <w:pPr>
+              <w:spacing w:before="0" w:after="0" w:line="360" w:lineRule="auto"/>
+            </w:pPr>
+            <w:r>
+              <w:rPr>
+                <w:rFonts w:ascii="Arial" w:hAnsi="Arial" w:cs="Arial" w:eastAsia="Arial"/>
+                <w:b w:val="0"/>
+                <w:sz w:val="24"/>
+              </w:rPr>
               <w:t>prototype: An early version used for testing</w:t>
-              <w:br/>
+            </w:r>
+          </w:p>
+          <w:p>
+            <w:pPr>
+              <w:spacing w:before="0" w:after="0" w:line="360" w:lineRule="auto"/>
+            </w:pPr>
+            <w:r>
+              <w:rPr>
+                <w:rFonts w:ascii="Arial" w:hAnsi="Arial" w:cs="Arial" w:eastAsia="Arial"/>
+                <w:b w:val="0"/>
+                <w:sz w:val="24"/>
+              </w:rPr>
               <w:t>model section: One part of a model</w:t>
-              <w:br/>
+            </w:r>
+          </w:p>
+          <w:p>
+            <w:pPr>
+              <w:spacing w:before="0" w:after="0" w:line="360" w:lineRule="auto"/>
+            </w:pPr>
+            <w:r>
+              <w:rPr>
+                <w:rFonts w:ascii="Arial" w:hAnsi="Arial" w:cs="Arial" w:eastAsia="Arial"/>
+                <w:b w:val="0"/>
+                <w:sz w:val="24"/>
+              </w:rPr>
               <w:t>tool: Something used to complete a task</w:t>
-              <w:br/>
+            </w:r>
+          </w:p>
+          <w:p>
+            <w:pPr>
+              <w:spacing w:before="0" w:after="0" w:line="360" w:lineRule="auto"/>
+            </w:pPr>
+            <w:r>
+              <w:rPr>
+                <w:rFonts w:ascii="Arial" w:hAnsi="Arial" w:cs="Arial" w:eastAsia="Arial"/>
+                <w:b w:val="0"/>
+                <w:sz w:val="24"/>
+              </w:rPr>
               <w:t>Open the final plan and prepare the project logbook.</w:t>
-              <w:br/>
-              <w:br/>
-              <w:t>While activities</w:t>
-              <w:br/>
+            </w:r>
+          </w:p>
+          <w:p>
+            <w:pPr>
+              <w:spacing w:before="0" w:after="0" w:line="360" w:lineRule="auto"/>
+            </w:pPr>
+            <w:r>
+              <w:rPr>
+                <w:rFonts w:ascii="Arial" w:hAnsi="Arial" w:cs="Arial" w:eastAsia="Arial"/>
+                <w:b/>
+                <w:sz w:val="24"/>
+              </w:rPr>
+              <w:t>While activities:</w:t>
+            </w:r>
+          </w:p>
+          <w:p>
+            <w:pPr>
+              <w:spacing w:before="0" w:after="0" w:line="360" w:lineRule="auto"/>
+            </w:pPr>
+            <w:r>
+              <w:rPr>
+                <w:rFonts w:ascii="Arial" w:hAnsi="Arial" w:cs="Arial" w:eastAsia="Arial"/>
+                <w:b w:val="0"/>
+                <w:sz w:val="24"/>
+                <w:highlight w:val="yellow"/>
+              </w:rPr>
               <w:t>Begin Exam Project: Build the first feature or model section and record the goal, tool used, first test condition, expected result, and actual result.</w:t>
-              <w:br/>
-              <w:br/>
-              <w:t>Post activities</w:t>
-              <w:br/>
+            </w:r>
+          </w:p>
+          <w:p>
+            <w:pPr>
+              <w:spacing w:before="0" w:after="0" w:line="360" w:lineRule="auto"/>
+            </w:pPr>
+            <w:r>
+              <w:rPr>
+                <w:rFonts w:ascii="Arial" w:hAnsi="Arial" w:cs="Arial" w:eastAsia="Arial"/>
+                <w:b/>
+                <w:sz w:val="24"/>
+              </w:rPr>
+              <w:t>Post activities:</w:t>
+            </w:r>
+          </w:p>
+          <w:p>
+            <w:pPr>
+              <w:spacing w:before="0" w:after="0" w:line="360" w:lineRule="auto"/>
+            </w:pPr>
+            <w:r>
+              <w:rPr>
+                <w:rFonts w:ascii="Arial" w:hAnsi="Arial" w:cs="Arial" w:eastAsia="Arial"/>
+                <w:b w:val="0"/>
+                <w:sz w:val="24"/>
+              </w:rPr>
               <w:t>Save evidence and write the next action.</w:t>
             </w:r>
           </w:p>
@@ -674,34 +2007,183 @@
               <w:bottom w:val="single" w:sz="4" w:space="0" w:color="auto"/>
               <w:right w:val="single" w:sz="4" w:space="0" w:color="auto"/>
             </w:tcBorders>
+            <w:vAlign w:val="top"/>
           </w:tcPr>
           <w:p>
-            <w:r>
-              <w:t>Topic:</w:t>
-              <w:br/>
+            <w:pPr>
+              <w:spacing w:before="0" w:after="0" w:line="360" w:lineRule="auto"/>
+            </w:pPr>
+            <w:r>
+              <w:rPr>
+                <w:rFonts w:ascii="Arial" w:hAnsi="Arial" w:cs="Arial" w:eastAsia="Arial"/>
+                <w:b/>
+                <w:sz w:val="24"/>
+              </w:rPr>
+              <w:t xml:space="preserve">Topic: </w:t>
+            </w:r>
+            <w:r>
+              <w:rPr>
+                <w:rFonts w:ascii="Arial" w:hAnsi="Arial" w:cs="Arial" w:eastAsia="Arial"/>
+                <w:b w:val="0"/>
+                <w:sz w:val="24"/>
+              </w:rPr>
               <w:t>Exam project build</w:t>
-              <w:br/>
-              <w:br/>
-              <w:t>Pre-activities</w:t>
-              <w:br/>
+            </w:r>
+          </w:p>
+          <w:p>
+            <w:pPr>
+              <w:spacing w:before="0" w:after="0" w:line="360" w:lineRule="auto"/>
+            </w:pPr>
+            <w:r>
+              <w:rPr>
+                <w:rFonts w:ascii="Arial" w:hAnsi="Arial" w:cs="Arial" w:eastAsia="Arial"/>
+                <w:sz w:val="24"/>
+                <w:b/>
+                <w:bCs/>
+              </w:rPr>
+              <w:t>Class Objective:</w:t>
+            </w:r>
+          </w:p>
+          <w:p>
+            <w:pPr>
+              <w:spacing w:before="0" w:after="0" w:line="360" w:lineRule="auto"/>
+            </w:pPr>
+            <w:r>
+              <w:rPr>
+                <w:rFonts w:ascii="Arial" w:hAnsi="Arial" w:cs="Arial" w:eastAsia="Arial"/>
+                <w:sz w:val="24"/>
+              </w:rPr>
+              <w:t>Build the main prototype or digital product, test each feature, debug issues, and record at least 2 results with photos/screenshots.</w:t>
+            </w:r>
+          </w:p>
+          <w:p>
+            <w:pPr>
+              <w:spacing w:before="0" w:after="0" w:line="360" w:lineRule="auto"/>
+            </w:pPr>
+            <w:r>
+              <w:rPr>
+                <w:rFonts w:ascii="Arial" w:hAnsi="Arial" w:cs="Arial" w:eastAsia="Arial"/>
+                <w:b/>
+                <w:sz w:val="24"/>
+              </w:rPr>
+              <w:t>Pre-activities:</w:t>
+            </w:r>
+          </w:p>
+          <w:p>
+            <w:pPr>
+              <w:spacing w:before="0" w:after="0" w:line="360" w:lineRule="auto"/>
+            </w:pPr>
+            <w:r>
+              <w:rPr>
+                <w:rFonts w:ascii="Arial" w:hAnsi="Arial" w:cs="Arial" w:eastAsia="Arial"/>
+                <w:b w:val="0"/>
+                <w:sz w:val="24"/>
+              </w:rPr>
               <w:t>Review Week 10 practice vocabulary (part 2).</w:t>
-              <w:br/>
+            </w:r>
+          </w:p>
+          <w:p>
+            <w:pPr>
+              <w:spacing w:before="0" w:after="0" w:line="360" w:lineRule="auto"/>
+            </w:pPr>
+            <w:r>
+              <w:rPr>
+                <w:rFonts w:ascii="Arial" w:hAnsi="Arial" w:cs="Arial" w:eastAsia="Arial"/>
+                <w:b w:val="0"/>
+                <w:sz w:val="24"/>
+              </w:rPr>
               <w:t>test result: What happened during a test</w:t>
-              <w:br/>
+            </w:r>
+          </w:p>
+          <w:p>
+            <w:pPr>
+              <w:spacing w:before="0" w:after="0" w:line="360" w:lineRule="auto"/>
+            </w:pPr>
+            <w:r>
+              <w:rPr>
+                <w:rFonts w:ascii="Arial" w:hAnsi="Arial" w:cs="Arial" w:eastAsia="Arial"/>
+                <w:b w:val="0"/>
+                <w:sz w:val="24"/>
+              </w:rPr>
               <w:t>photo: A picture used as evidence</w:t>
-              <w:br/>
+            </w:r>
+          </w:p>
+          <w:p>
+            <w:pPr>
+              <w:spacing w:before="0" w:after="0" w:line="360" w:lineRule="auto"/>
+            </w:pPr>
+            <w:r>
+              <w:rPr>
+                <w:rFonts w:ascii="Arial" w:hAnsi="Arial" w:cs="Arial" w:eastAsia="Arial"/>
+                <w:b w:val="0"/>
+                <w:sz w:val="24"/>
+              </w:rPr>
               <w:t>screenshot: An image of what is on the screen</w:t>
-              <w:br/>
+            </w:r>
+          </w:p>
+          <w:p>
+            <w:pPr>
+              <w:spacing w:before="0" w:after="0" w:line="360" w:lineRule="auto"/>
+            </w:pPr>
+            <w:r>
+              <w:rPr>
+                <w:rFonts w:ascii="Arial" w:hAnsi="Arial" w:cs="Arial" w:eastAsia="Arial"/>
+                <w:b w:val="0"/>
+                <w:sz w:val="24"/>
+              </w:rPr>
               <w:t>Review the rubric before building.</w:t>
-              <w:br/>
-              <w:br/>
-              <w:t>While activities</w:t>
-              <w:br/>
+            </w:r>
+          </w:p>
+          <w:p>
+            <w:pPr>
+              <w:spacing w:before="0" w:after="0" w:line="360" w:lineRule="auto"/>
+            </w:pPr>
+            <w:r>
+              <w:rPr>
+                <w:rFonts w:ascii="Arial" w:hAnsi="Arial" w:cs="Arial" w:eastAsia="Arial"/>
+                <w:b/>
+                <w:sz w:val="24"/>
+              </w:rPr>
+              <w:t>While activities:</w:t>
+            </w:r>
+          </w:p>
+          <w:p>
+            <w:pPr>
+              <w:spacing w:before="0" w:after="0" w:line="360" w:lineRule="auto"/>
+            </w:pPr>
+            <w:r>
+              <w:rPr>
+                <w:rFonts w:ascii="Arial" w:hAnsi="Arial" w:cs="Arial" w:eastAsia="Arial"/>
+                <w:b w:val="0"/>
+                <w:sz w:val="24"/>
+                <w:highlight w:val="yellow"/>
+              </w:rPr>
               <w:t>Continue Exam Project: Build the main prototype or digital product, test each feature, debug issues, and record at least 2 results with photos/screenshots.</w:t>
-              <w:br/>
-              <w:br/>
-              <w:t>Post activities</w:t>
-              <w:br/>
+            </w:r>
+          </w:p>
+          <w:p>
+            <w:pPr>
+              <w:spacing w:before="0" w:after="0" w:line="360" w:lineRule="auto"/>
+            </w:pPr>
+            <w:r>
+              <w:rPr>
+                <w:rFonts w:ascii="Arial" w:hAnsi="Arial" w:cs="Arial" w:eastAsia="Arial"/>
+                <w:b/>
+                <w:sz w:val="24"/>
+              </w:rPr>
+              <w:t>Post activities:</w:t>
+            </w:r>
+          </w:p>
+          <w:p>
+            <w:pPr>
+              <w:spacing w:before="0" w:after="0" w:line="360" w:lineRule="auto"/>
+            </w:pPr>
+            <w:r>
+              <w:rPr>
+                <w:rFonts w:ascii="Arial" w:hAnsi="Arial" w:cs="Arial" w:eastAsia="Arial"/>
+                <w:b w:val="0"/>
+                <w:sz w:val="24"/>
+              </w:rPr>
               <w:t>Submit the updated logbook in Google Classroom.</w:t>
             </w:r>
           </w:p>
@@ -720,10 +2202,37 @@
               <w:bottom w:val="single" w:sz="4" w:space="0" w:color="auto"/>
               <w:right w:val="single" w:sz="4" w:space="0" w:color="auto"/>
             </w:tcBorders>
+            <w:vAlign w:val="top"/>
           </w:tcPr>
           <w:p>
-            <w:r>
-              <w:t>Resources: Pen, pencil, technology notebook, student's email and password, Google Classroom, LEDs and resistors, Tinkercad access, project rubric, project planning sheet, projector.</w:t>
+            <w:pPr>
+              <w:spacing w:line="360" w:lineRule="auto" w:before="0" w:after="0"/>
+            </w:pPr>
+            <w:r>
+              <w:rPr>
+                <w:rFonts w:ascii="Arial" w:hAnsi="Arial" w:cs="Arial" w:eastAsia="Arial"/>
+                <w:sz w:val="24"/>
+              </w:rPr>
+            </w:r>
+            <w:r>
+              <w:rPr>
+                <w:rFonts w:ascii="Arial" w:hAnsi="Arial" w:eastAsia="Arial" w:cs="Arial"/>
+                <w:b/>
+                <w:i w:val="0"/>
+                <w:sz w:val="24"/>
+                <w:u w:val="none"/>
+              </w:rPr>
+              <w:t xml:space="preserve">Resources: </w:t>
+            </w:r>
+            <w:r>
+              <w:rPr>
+                <w:rFonts w:ascii="Arial" w:hAnsi="Arial" w:eastAsia="Arial" w:cs="Arial"/>
+                <w:b w:val="0"/>
+                <w:i w:val="0"/>
+                <w:sz w:val="24"/>
+                <w:u w:val="none"/>
+              </w:rPr>
+              <w:t>Pen, pencil, technology notebook, student's computer, email and password</w:t>
             </w:r>
           </w:p>
         </w:tc>
@@ -736,10 +2245,37 @@
               <w:bottom w:val="single" w:sz="4" w:space="0" w:color="auto"/>
               <w:right w:val="single" w:sz="4" w:space="0" w:color="auto"/>
             </w:tcBorders>
+            <w:vAlign w:val="top"/>
           </w:tcPr>
           <w:p>
-            <w:r>
-              <w:t>Resources: Pen, pencil, technology notebook, student's email and password, Google Classroom, LEDs and resistors, Tinkercad access, project rubric, project planning sheet, projector.</w:t>
+            <w:pPr>
+              <w:spacing w:line="360" w:lineRule="auto" w:before="0" w:after="0"/>
+            </w:pPr>
+            <w:r>
+              <w:rPr>
+                <w:rFonts w:ascii="Arial" w:hAnsi="Arial" w:cs="Arial" w:eastAsia="Arial"/>
+                <w:sz w:val="24"/>
+              </w:rPr>
+            </w:r>
+            <w:r>
+              <w:rPr>
+                <w:rFonts w:ascii="Arial" w:hAnsi="Arial" w:eastAsia="Arial" w:cs="Arial"/>
+                <w:b/>
+                <w:i w:val="0"/>
+                <w:sz w:val="24"/>
+                <w:u w:val="none"/>
+              </w:rPr>
+              <w:t xml:space="preserve">Resources: </w:t>
+            </w:r>
+            <w:r>
+              <w:rPr>
+                <w:rFonts w:ascii="Arial" w:hAnsi="Arial" w:eastAsia="Arial" w:cs="Arial"/>
+                <w:b w:val="0"/>
+                <w:i w:val="0"/>
+                <w:sz w:val="24"/>
+                <w:u w:val="none"/>
+              </w:rPr>
+              <w:t>Pen, pencil, technology notebook, student's computer, email and password</w:t>
             </w:r>
           </w:p>
         </w:tc>
@@ -755,9 +2291,30 @@
               <w:right w:val="single" w:sz="4" w:space="0" w:color="auto"/>
             </w:tcBorders>
             <w:shd w:val="clear" w:color="auto" w:fill="A8D08D"/>
+            <w:vAlign w:val="top"/>
           </w:tcPr>
           <w:p>
-            <w:r>
+            <w:pPr>
+              <w:jc w:val="center"/>
+              <w:spacing w:line="360" w:lineRule="auto" w:before="0" w:after="0"/>
+            </w:pPr>
+            <w:r>
+              <w:rPr>
+                <w:rFonts w:ascii="Arial" w:hAnsi="Arial" w:eastAsia="Arial" w:cs="Arial"/>
+                <w:b/>
+                <w:i w:val="0"/>
+                <w:sz w:val="24"/>
+                <w:u w:val="none"/>
+              </w:rPr>
+            </w:r>
+            <w:r>
+              <w:rPr>
+                <w:rFonts w:ascii="Arial" w:hAnsi="Arial" w:eastAsia="Arial" w:cs="Arial"/>
+                <w:b/>
+                <w:i w:val="0"/>
+                <w:sz w:val="24"/>
+                <w:u w:val="none"/>
+              </w:rPr>
               <w:t>9A, 9B day – 45min – November - Week 11</w:t>
             </w:r>
           </w:p>
@@ -772,9 +2329,30 @@
               <w:right w:val="single" w:sz="4" w:space="0" w:color="auto"/>
             </w:tcBorders>
             <w:shd w:val="clear" w:color="auto" w:fill="A8D08D"/>
+            <w:vAlign w:val="top"/>
           </w:tcPr>
           <w:p>
-            <w:r>
+            <w:pPr>
+              <w:jc w:val="center"/>
+              <w:spacing w:line="360" w:lineRule="auto" w:before="0" w:after="0"/>
+            </w:pPr>
+            <w:r>
+              <w:rPr>
+                <w:rFonts w:ascii="Arial" w:hAnsi="Arial" w:eastAsia="Arial" w:cs="Arial"/>
+                <w:b/>
+                <w:i w:val="0"/>
+                <w:sz w:val="24"/>
+                <w:u w:val="none"/>
+              </w:rPr>
+            </w:r>
+            <w:r>
+              <w:rPr>
+                <w:rFonts w:ascii="Arial" w:hAnsi="Arial" w:eastAsia="Arial" w:cs="Arial"/>
+                <w:b/>
+                <w:i w:val="0"/>
+                <w:sz w:val="24"/>
+                <w:u w:val="none"/>
+              </w:rPr>
               <w:t>9A, 9B day – 90 min – November - Week 11</w:t>
             </w:r>
           </w:p>
@@ -790,34 +2368,183 @@
               <w:bottom w:val="single" w:sz="4" w:space="0" w:color="auto"/>
               <w:right w:val="single" w:sz="4" w:space="0" w:color="auto"/>
             </w:tcBorders>
+            <w:vAlign w:val="top"/>
           </w:tcPr>
           <w:p>
-            <w:r>
-              <w:t>Topic:</w:t>
-              <w:br/>
+            <w:pPr>
+              <w:spacing w:before="0" w:after="0" w:line="360" w:lineRule="auto"/>
+            </w:pPr>
+            <w:r>
+              <w:rPr>
+                <w:rFonts w:ascii="Arial" w:hAnsi="Arial" w:cs="Arial" w:eastAsia="Arial"/>
+                <w:b/>
+                <w:sz w:val="24"/>
+              </w:rPr>
+              <w:t xml:space="preserve">Topic: </w:t>
+            </w:r>
+            <w:r>
+              <w:rPr>
+                <w:rFonts w:ascii="Arial" w:hAnsi="Arial" w:cs="Arial" w:eastAsia="Arial"/>
+                <w:b w:val="0"/>
+                <w:sz w:val="24"/>
+              </w:rPr>
               <w:t>Exam project testing</w:t>
-              <w:br/>
-              <w:br/>
-              <w:t>Pre-activities</w:t>
-              <w:br/>
+            </w:r>
+          </w:p>
+          <w:p>
+            <w:pPr>
+              <w:spacing w:before="0" w:after="0" w:line="360" w:lineRule="auto"/>
+            </w:pPr>
+            <w:r>
+              <w:rPr>
+                <w:rFonts w:ascii="Arial" w:hAnsi="Arial" w:cs="Arial" w:eastAsia="Arial"/>
+                <w:sz w:val="24"/>
+                <w:b/>
+                <w:bCs/>
+              </w:rPr>
+              <w:t>Class Objective:</w:t>
+            </w:r>
+          </w:p>
+          <w:p>
+            <w:pPr>
+              <w:spacing w:before="0" w:after="0" w:line="360" w:lineRule="auto"/>
+            </w:pPr>
+            <w:r>
+              <w:rPr>
+                <w:rFonts w:ascii="Arial" w:hAnsi="Arial" w:cs="Arial" w:eastAsia="Arial"/>
+                <w:sz w:val="24"/>
+              </w:rPr>
+              <w:t>Complete controlled testing with at least 3 trials, identify one weakness, and record the evidence that proves the weakness.</w:t>
+            </w:r>
+          </w:p>
+          <w:p>
+            <w:pPr>
+              <w:spacing w:before="0" w:after="0" w:line="360" w:lineRule="auto"/>
+            </w:pPr>
+            <w:r>
+              <w:rPr>
+                <w:rFonts w:ascii="Arial" w:hAnsi="Arial" w:cs="Arial" w:eastAsia="Arial"/>
+                <w:b/>
+                <w:sz w:val="24"/>
+              </w:rPr>
+              <w:t>Pre-activities:</w:t>
+            </w:r>
+          </w:p>
+          <w:p>
+            <w:pPr>
+              <w:spacing w:before="0" w:after="0" w:line="360" w:lineRule="auto"/>
+            </w:pPr>
+            <w:r>
+              <w:rPr>
+                <w:rFonts w:ascii="Arial" w:hAnsi="Arial" w:cs="Arial" w:eastAsia="Arial"/>
+                <w:b w:val="0"/>
+                <w:sz w:val="24"/>
+              </w:rPr>
               <w:t>Review Week 11 practice vocabulary (part 1).</w:t>
-              <w:br/>
+            </w:r>
+          </w:p>
+          <w:p>
+            <w:pPr>
+              <w:spacing w:before="0" w:after="0" w:line="360" w:lineRule="auto"/>
+            </w:pPr>
+            <w:r>
+              <w:rPr>
+                <w:rFonts w:ascii="Arial" w:hAnsi="Arial" w:cs="Arial" w:eastAsia="Arial"/>
+                <w:b w:val="0"/>
+                <w:sz w:val="24"/>
+              </w:rPr>
               <w:t>test criteria: Rules used to decide if a test succeeds</w:t>
-              <w:br/>
+            </w:r>
+          </w:p>
+          <w:p>
+            <w:pPr>
+              <w:spacing w:before="0" w:after="0" w:line="360" w:lineRule="auto"/>
+            </w:pPr>
+            <w:r>
+              <w:rPr>
+                <w:rFonts w:ascii="Arial" w:hAnsi="Arial" w:cs="Arial" w:eastAsia="Arial"/>
+                <w:b w:val="0"/>
+                <w:sz w:val="24"/>
+              </w:rPr>
               <w:t>weakness: A part that does not work well yet</w:t>
-              <w:br/>
+            </w:r>
+          </w:p>
+          <w:p>
+            <w:pPr>
+              <w:spacing w:before="0" w:after="0" w:line="360" w:lineRule="auto"/>
+            </w:pPr>
+            <w:r>
+              <w:rPr>
+                <w:rFonts w:ascii="Arial" w:hAnsi="Arial" w:cs="Arial" w:eastAsia="Arial"/>
+                <w:b w:val="0"/>
+                <w:sz w:val="24"/>
+              </w:rPr>
               <w:t>evidence: Information that shows what happened or supports an idea</w:t>
-              <w:br/>
+            </w:r>
+          </w:p>
+          <w:p>
+            <w:pPr>
+              <w:spacing w:before="0" w:after="0" w:line="360" w:lineRule="auto"/>
+            </w:pPr>
+            <w:r>
+              <w:rPr>
+                <w:rFonts w:ascii="Arial" w:hAnsi="Arial" w:cs="Arial" w:eastAsia="Arial"/>
+                <w:b w:val="0"/>
+                <w:sz w:val="24"/>
+              </w:rPr>
               <w:t>Run the prototype and compare it with the 3 test criteria.</w:t>
-              <w:br/>
-              <w:br/>
-              <w:t>While activities</w:t>
-              <w:br/>
+            </w:r>
+          </w:p>
+          <w:p>
+            <w:pPr>
+              <w:spacing w:before="0" w:after="0" w:line="360" w:lineRule="auto"/>
+            </w:pPr>
+            <w:r>
+              <w:rPr>
+                <w:rFonts w:ascii="Arial" w:hAnsi="Arial" w:cs="Arial" w:eastAsia="Arial"/>
+                <w:b/>
+                <w:sz w:val="24"/>
+              </w:rPr>
+              <w:t>While activities:</w:t>
+            </w:r>
+          </w:p>
+          <w:p>
+            <w:pPr>
+              <w:spacing w:before="0" w:after="0" w:line="360" w:lineRule="auto"/>
+            </w:pPr>
+            <w:r>
+              <w:rPr>
+                <w:rFonts w:ascii="Arial" w:hAnsi="Arial" w:cs="Arial" w:eastAsia="Arial"/>
+                <w:b w:val="0"/>
+                <w:sz w:val="24"/>
+                <w:highlight w:val="yellow"/>
+              </w:rPr>
               <w:t>Continue Exam Project: Complete controlled testing with at least 3 trials, identify one weakness, and record the evidence that proves the weakness.</w:t>
-              <w:br/>
-              <w:br/>
-              <w:t>Post activities</w:t>
-              <w:br/>
+            </w:r>
+          </w:p>
+          <w:p>
+            <w:pPr>
+              <w:spacing w:before="0" w:after="0" w:line="360" w:lineRule="auto"/>
+            </w:pPr>
+            <w:r>
+              <w:rPr>
+                <w:rFonts w:ascii="Arial" w:hAnsi="Arial" w:cs="Arial" w:eastAsia="Arial"/>
+                <w:b/>
+                <w:sz w:val="24"/>
+              </w:rPr>
+              <w:t>Post activities:</w:t>
+            </w:r>
+          </w:p>
+          <w:p>
+            <w:pPr>
+              <w:spacing w:before="0" w:after="0" w:line="360" w:lineRule="auto"/>
+            </w:pPr>
+            <w:r>
+              <w:rPr>
+                <w:rFonts w:ascii="Arial" w:hAnsi="Arial" w:cs="Arial" w:eastAsia="Arial"/>
+                <w:b w:val="0"/>
+                <w:sz w:val="24"/>
+              </w:rPr>
               <w:t>Choose one improvement for the 90-minute class.</w:t>
             </w:r>
           </w:p>
@@ -831,34 +2558,183 @@
               <w:bottom w:val="single" w:sz="4" w:space="0" w:color="auto"/>
               <w:right w:val="single" w:sz="4" w:space="0" w:color="auto"/>
             </w:tcBorders>
+            <w:vAlign w:val="top"/>
           </w:tcPr>
           <w:p>
-            <w:r>
-              <w:t>Topic:</w:t>
-              <w:br/>
+            <w:pPr>
+              <w:spacing w:before="0" w:after="0" w:line="360" w:lineRule="auto"/>
+            </w:pPr>
+            <w:r>
+              <w:rPr>
+                <w:rFonts w:ascii="Arial" w:hAnsi="Arial" w:cs="Arial" w:eastAsia="Arial"/>
+                <w:b/>
+                <w:sz w:val="24"/>
+              </w:rPr>
+              <w:t xml:space="preserve">Topic: </w:t>
+            </w:r>
+            <w:r>
+              <w:rPr>
+                <w:rFonts w:ascii="Arial" w:hAnsi="Arial" w:cs="Arial" w:eastAsia="Arial"/>
+                <w:b w:val="0"/>
+                <w:sz w:val="24"/>
+              </w:rPr>
               <w:t>Exam project improvement</w:t>
-              <w:br/>
-              <w:br/>
-              <w:t>Pre-activities</w:t>
-              <w:br/>
+            </w:r>
+          </w:p>
+          <w:p>
+            <w:pPr>
+              <w:spacing w:before="0" w:after="0" w:line="360" w:lineRule="auto"/>
+            </w:pPr>
+            <w:r>
+              <w:rPr>
+                <w:rFonts w:ascii="Arial" w:hAnsi="Arial" w:cs="Arial" w:eastAsia="Arial"/>
+                <w:sz w:val="24"/>
+                <w:b/>
+                <w:bCs/>
+              </w:rPr>
+              <w:t>Class Objective:</w:t>
+            </w:r>
+          </w:p>
+          <w:p>
+            <w:pPr>
+              <w:spacing w:before="0" w:after="0" w:line="360" w:lineRule="auto"/>
+            </w:pPr>
+            <w:r>
+              <w:rPr>
+                <w:rFonts w:ascii="Arial" w:hAnsi="Arial" w:cs="Arial" w:eastAsia="Arial"/>
+                <w:sz w:val="24"/>
+              </w:rPr>
+              <w:t>Improve the prototype, clean the model or code, update the logbook, and prepare a 1-2 minute explanation of problem, design, tests, and improvement.</w:t>
+            </w:r>
+          </w:p>
+          <w:p>
+            <w:pPr>
+              <w:spacing w:before="0" w:after="0" w:line="360" w:lineRule="auto"/>
+            </w:pPr>
+            <w:r>
+              <w:rPr>
+                <w:rFonts w:ascii="Arial" w:hAnsi="Arial" w:cs="Arial" w:eastAsia="Arial"/>
+                <w:b/>
+                <w:sz w:val="24"/>
+              </w:rPr>
+              <w:t>Pre-activities:</w:t>
+            </w:r>
+          </w:p>
+          <w:p>
+            <w:pPr>
+              <w:spacing w:before="0" w:after="0" w:line="360" w:lineRule="auto"/>
+            </w:pPr>
+            <w:r>
+              <w:rPr>
+                <w:rFonts w:ascii="Arial" w:hAnsi="Arial" w:cs="Arial" w:eastAsia="Arial"/>
+                <w:b w:val="0"/>
+                <w:sz w:val="24"/>
+              </w:rPr>
               <w:t>Review Week 11 practice vocabulary (part 2).</w:t>
-              <w:br/>
+            </w:r>
+          </w:p>
+          <w:p>
+            <w:pPr>
+              <w:spacing w:before="0" w:after="0" w:line="360" w:lineRule="auto"/>
+            </w:pPr>
+            <w:r>
+              <w:rPr>
+                <w:rFonts w:ascii="Arial" w:hAnsi="Arial" w:cs="Arial" w:eastAsia="Arial"/>
+                <w:b w:val="0"/>
+                <w:sz w:val="24"/>
+              </w:rPr>
               <w:t>improvement: A change that makes something better</w:t>
-              <w:br/>
+            </w:r>
+          </w:p>
+          <w:p>
+            <w:pPr>
+              <w:spacing w:before="0" w:after="0" w:line="360" w:lineRule="auto"/>
+            </w:pPr>
+            <w:r>
+              <w:rPr>
+                <w:rFonts w:ascii="Arial" w:hAnsi="Arial" w:cs="Arial" w:eastAsia="Arial"/>
+                <w:b w:val="0"/>
+                <w:sz w:val="24"/>
+              </w:rPr>
               <w:t>limitation: Something that makes results less complete or certain</w:t>
-              <w:br/>
+            </w:r>
+          </w:p>
+          <w:p>
+            <w:pPr>
+              <w:spacing w:before="0" w:after="0" w:line="360" w:lineRule="auto"/>
+            </w:pPr>
+            <w:r>
+              <w:rPr>
+                <w:rFonts w:ascii="Arial" w:hAnsi="Arial" w:cs="Arial" w:eastAsia="Arial"/>
+                <w:b w:val="0"/>
+                <w:sz w:val="24"/>
+              </w:rPr>
               <w:t>explanation: A clear description of how or why something works</w:t>
-              <w:br/>
+            </w:r>
+          </w:p>
+          <w:p>
+            <w:pPr>
+              <w:spacing w:before="0" w:after="0" w:line="360" w:lineRule="auto"/>
+            </w:pPr>
+            <w:r>
+              <w:rPr>
+                <w:rFonts w:ascii="Arial" w:hAnsi="Arial" w:cs="Arial" w:eastAsia="Arial"/>
+                <w:b w:val="0"/>
+                <w:sz w:val="24"/>
+              </w:rPr>
               <w:t>Review feedback from testing and decide what to improve first.</w:t>
-              <w:br/>
-              <w:br/>
-              <w:t>While activities</w:t>
-              <w:br/>
+            </w:r>
+          </w:p>
+          <w:p>
+            <w:pPr>
+              <w:spacing w:before="0" w:after="0" w:line="360" w:lineRule="auto"/>
+            </w:pPr>
+            <w:r>
+              <w:rPr>
+                <w:rFonts w:ascii="Arial" w:hAnsi="Arial" w:cs="Arial" w:eastAsia="Arial"/>
+                <w:b/>
+                <w:sz w:val="24"/>
+              </w:rPr>
+              <w:t>While activities:</w:t>
+            </w:r>
+          </w:p>
+          <w:p>
+            <w:pPr>
+              <w:spacing w:before="0" w:after="0" w:line="360" w:lineRule="auto"/>
+            </w:pPr>
+            <w:r>
+              <w:rPr>
+                <w:rFonts w:ascii="Arial" w:hAnsi="Arial" w:cs="Arial" w:eastAsia="Arial"/>
+                <w:b w:val="0"/>
+                <w:sz w:val="24"/>
+                <w:highlight w:val="yellow"/>
+              </w:rPr>
               <w:t>Continue Exam Project: Improve the prototype, clean the model or code, update the logbook, and prepare a 1-2 minute explanation of problem, design, tests, and improvement.</w:t>
-              <w:br/>
-              <w:br/>
-              <w:t>Post activities</w:t>
-              <w:br/>
+            </w:r>
+          </w:p>
+          <w:p>
+            <w:pPr>
+              <w:spacing w:before="0" w:after="0" w:line="360" w:lineRule="auto"/>
+            </w:pPr>
+            <w:r>
+              <w:rPr>
+                <w:rFonts w:ascii="Arial" w:hAnsi="Arial" w:cs="Arial" w:eastAsia="Arial"/>
+                <w:b/>
+                <w:sz w:val="24"/>
+              </w:rPr>
+              <w:t>Post activities:</w:t>
+            </w:r>
+          </w:p>
+          <w:p>
+            <w:pPr>
+              <w:spacing w:before="0" w:after="0" w:line="360" w:lineRule="auto"/>
+            </w:pPr>
+            <w:r>
+              <w:rPr>
+                <w:rFonts w:ascii="Arial" w:hAnsi="Arial" w:cs="Arial" w:eastAsia="Arial"/>
+                <w:b w:val="0"/>
+                <w:sz w:val="24"/>
+              </w:rPr>
               <w:t>Practice the explanation with a partner.</w:t>
             </w:r>
           </w:p>
@@ -874,10 +2750,37 @@
               <w:bottom w:val="single" w:sz="4" w:space="0" w:color="auto"/>
               <w:right w:val="single" w:sz="4" w:space="0" w:color="auto"/>
             </w:tcBorders>
+            <w:vAlign w:val="top"/>
           </w:tcPr>
           <w:p>
-            <w:r>
-              <w:t>Resources: Pen, pencil, technology notebook, student's email and password, Google Classroom, LEDs and resistors, Tinkercad access, project rubric, project planning sheet, projector.</w:t>
+            <w:pPr>
+              <w:spacing w:line="360" w:lineRule="auto" w:before="0" w:after="0"/>
+            </w:pPr>
+            <w:r>
+              <w:rPr>
+                <w:rFonts w:ascii="Arial" w:hAnsi="Arial" w:cs="Arial" w:eastAsia="Arial"/>
+                <w:sz w:val="24"/>
+              </w:rPr>
+            </w:r>
+            <w:r>
+              <w:rPr>
+                <w:rFonts w:ascii="Arial" w:hAnsi="Arial" w:eastAsia="Arial" w:cs="Arial"/>
+                <w:b/>
+                <w:i w:val="0"/>
+                <w:sz w:val="24"/>
+                <w:u w:val="none"/>
+              </w:rPr>
+              <w:t xml:space="preserve">Resources: </w:t>
+            </w:r>
+            <w:r>
+              <w:rPr>
+                <w:rFonts w:ascii="Arial" w:hAnsi="Arial" w:eastAsia="Arial" w:cs="Arial"/>
+                <w:b w:val="0"/>
+                <w:i w:val="0"/>
+                <w:sz w:val="24"/>
+                <w:u w:val="none"/>
+              </w:rPr>
+              <w:t>Pen, pencil, technology notebook, student's computer, email and password</w:t>
             </w:r>
           </w:p>
         </w:tc>
@@ -890,10 +2793,37 @@
               <w:bottom w:val="single" w:sz="4" w:space="0" w:color="auto"/>
               <w:right w:val="single" w:sz="4" w:space="0" w:color="auto"/>
             </w:tcBorders>
+            <w:vAlign w:val="top"/>
           </w:tcPr>
           <w:p>
-            <w:r>
-              <w:t>Resources: Pen, pencil, technology notebook, student's email and password, Google Classroom, LEDs and resistors, Tinkercad access, project rubric, project planning sheet, projector.</w:t>
+            <w:pPr>
+              <w:spacing w:line="360" w:lineRule="auto" w:before="0" w:after="0"/>
+            </w:pPr>
+            <w:r>
+              <w:rPr>
+                <w:rFonts w:ascii="Arial" w:hAnsi="Arial" w:cs="Arial" w:eastAsia="Arial"/>
+                <w:sz w:val="24"/>
+              </w:rPr>
+            </w:r>
+            <w:r>
+              <w:rPr>
+                <w:rFonts w:ascii="Arial" w:hAnsi="Arial" w:eastAsia="Arial" w:cs="Arial"/>
+                <w:b/>
+                <w:i w:val="0"/>
+                <w:sz w:val="24"/>
+                <w:u w:val="none"/>
+              </w:rPr>
+              <w:t xml:space="preserve">Resources: </w:t>
+            </w:r>
+            <w:r>
+              <w:rPr>
+                <w:rFonts w:ascii="Arial" w:hAnsi="Arial" w:eastAsia="Arial" w:cs="Arial"/>
+                <w:b w:val="0"/>
+                <w:i w:val="0"/>
+                <w:sz w:val="24"/>
+                <w:u w:val="none"/>
+              </w:rPr>
+              <w:t>Pen, pencil, technology notebook, student's computer, email and password</w:t>
             </w:r>
           </w:p>
         </w:tc>
@@ -909,9 +2839,30 @@
               <w:right w:val="single" w:sz="4" w:space="0" w:color="auto"/>
             </w:tcBorders>
             <w:shd w:val="clear" w:color="auto" w:fill="A8D08D"/>
+            <w:vAlign w:val="top"/>
           </w:tcPr>
           <w:p>
-            <w:r>
+            <w:pPr>
+              <w:jc w:val="center"/>
+              <w:spacing w:line="360" w:lineRule="auto" w:before="0" w:after="0"/>
+            </w:pPr>
+            <w:r>
+              <w:rPr>
+                <w:rFonts w:ascii="Arial" w:hAnsi="Arial" w:eastAsia="Arial" w:cs="Arial"/>
+                <w:b/>
+                <w:i w:val="0"/>
+                <w:sz w:val="24"/>
+                <w:u w:val="none"/>
+              </w:rPr>
+            </w:r>
+            <w:r>
+              <w:rPr>
+                <w:rFonts w:ascii="Arial" w:hAnsi="Arial" w:eastAsia="Arial" w:cs="Arial"/>
+                <w:b/>
+                <w:i w:val="0"/>
+                <w:sz w:val="24"/>
+                <w:u w:val="none"/>
+              </w:rPr>
               <w:t>9A, 9B day – 45min – November - No scheduled class</w:t>
             </w:r>
           </w:p>
@@ -926,9 +2877,30 @@
               <w:right w:val="single" w:sz="4" w:space="0" w:color="auto"/>
             </w:tcBorders>
             <w:shd w:val="clear" w:color="auto" w:fill="A8D08D"/>
+            <w:vAlign w:val="top"/>
           </w:tcPr>
           <w:p>
-            <w:r>
+            <w:pPr>
+              <w:jc w:val="center"/>
+              <w:spacing w:line="360" w:lineRule="auto" w:before="0" w:after="0"/>
+            </w:pPr>
+            <w:r>
+              <w:rPr>
+                <w:rFonts w:ascii="Arial" w:hAnsi="Arial" w:eastAsia="Arial" w:cs="Arial"/>
+                <w:b/>
+                <w:i w:val="0"/>
+                <w:sz w:val="24"/>
+                <w:u w:val="none"/>
+              </w:rPr>
+            </w:r>
+            <w:r>
+              <w:rPr>
+                <w:rFonts w:ascii="Arial" w:hAnsi="Arial" w:eastAsia="Arial" w:cs="Arial"/>
+                <w:b/>
+                <w:i w:val="0"/>
+                <w:sz w:val="24"/>
+                <w:u w:val="none"/>
+              </w:rPr>
               <w:t>9A, 9B day – 90 min – November - No scheduled class</w:t>
             </w:r>
           </w:p>
@@ -944,26 +2916,104 @@
               <w:bottom w:val="single" w:sz="4" w:space="0" w:color="auto"/>
               <w:right w:val="single" w:sz="4" w:space="0" w:color="auto"/>
             </w:tcBorders>
+            <w:vAlign w:val="top"/>
           </w:tcPr>
           <w:p>
-            <w:r>
-              <w:t>Topic:</w:t>
-              <w:br/>
+            <w:pPr>
+              <w:spacing w:before="0" w:after="0" w:line="360" w:lineRule="auto"/>
+            </w:pPr>
+            <w:r>
+              <w:rPr>
+                <w:rFonts w:ascii="Arial" w:hAnsi="Arial" w:cs="Arial" w:eastAsia="Arial"/>
+                <w:b/>
+                <w:sz w:val="24"/>
+              </w:rPr>
+              <w:t xml:space="preserve">Topic: </w:t>
+            </w:r>
+            <w:r>
+              <w:rPr>
+                <w:rFonts w:ascii="Arial" w:hAnsi="Arial" w:cs="Arial" w:eastAsia="Arial"/>
+                <w:b w:val="0"/>
+                <w:sz w:val="24"/>
+              </w:rPr>
               <w:t>No regular class scheduled in this monthly plan.</w:t>
-              <w:br/>
-              <w:br/>
-              <w:t>Pre-activities</w:t>
-              <w:br/>
+            </w:r>
+          </w:p>
+          <w:p>
+            <w:pPr>
+              <w:spacing w:before="0" w:after="0" w:line="360" w:lineRule="auto"/>
+            </w:pPr>
+            <w:r>
+              <w:rPr>
+                <w:rFonts w:ascii="Arial" w:hAnsi="Arial" w:cs="Arial" w:eastAsia="Arial"/>
+                <w:b/>
+                <w:sz w:val="24"/>
+              </w:rPr>
+              <w:t>Pre-activities:</w:t>
+            </w:r>
+          </w:p>
+          <w:p>
+            <w:pPr>
+              <w:spacing w:before="0" w:after="0" w:line="360" w:lineRule="auto"/>
+            </w:pPr>
+            <w:r>
+              <w:rPr>
+                <w:rFonts w:ascii="Arial" w:hAnsi="Arial" w:cs="Arial" w:eastAsia="Arial"/>
+                <w:b w:val="0"/>
+                <w:sz w:val="24"/>
+              </w:rPr>
               <w:t>No activity scheduled.</w:t>
-              <w:br/>
-              <w:br/>
-              <w:t>While activities</w:t>
-              <w:br/>
+            </w:r>
+          </w:p>
+          <w:p>
+            <w:pPr>
+              <w:spacing w:before="0" w:after="0" w:line="360" w:lineRule="auto"/>
+            </w:pPr>
+            <w:r>
+              <w:rPr>
+                <w:rFonts w:ascii="Arial" w:hAnsi="Arial" w:cs="Arial" w:eastAsia="Arial"/>
+                <w:b/>
+                <w:sz w:val="24"/>
+              </w:rPr>
+              <w:t>While activities:</w:t>
+            </w:r>
+          </w:p>
+          <w:p>
+            <w:pPr>
+              <w:spacing w:before="0" w:after="0" w:line="360" w:lineRule="auto"/>
+            </w:pPr>
+            <w:r>
+              <w:rPr>
+                <w:rFonts w:ascii="Arial" w:hAnsi="Arial" w:cs="Arial" w:eastAsia="Arial"/>
+                <w:b w:val="0"/>
+                <w:sz w:val="24"/>
+              </w:rPr>
               <w:t>No activity scheduled.</w:t>
-              <w:br/>
-              <w:br/>
-              <w:t>Post activities</w:t>
-              <w:br/>
+            </w:r>
+          </w:p>
+          <w:p>
+            <w:pPr>
+              <w:spacing w:before="0" w:after="0" w:line="360" w:lineRule="auto"/>
+            </w:pPr>
+            <w:r>
+              <w:rPr>
+                <w:rFonts w:ascii="Arial" w:hAnsi="Arial" w:cs="Arial" w:eastAsia="Arial"/>
+                <w:b/>
+                <w:sz w:val="24"/>
+              </w:rPr>
+              <w:t>Post activities:</w:t>
+            </w:r>
+          </w:p>
+          <w:p>
+            <w:pPr>
+              <w:spacing w:before="0" w:after="0" w:line="360" w:lineRule="auto"/>
+            </w:pPr>
+            <w:r>
+              <w:rPr>
+                <w:rFonts w:ascii="Arial" w:hAnsi="Arial" w:cs="Arial" w:eastAsia="Arial"/>
+                <w:b w:val="0"/>
+                <w:sz w:val="24"/>
+              </w:rPr>
               <w:t>No activity scheduled.</w:t>
             </w:r>
           </w:p>
@@ -977,26 +3027,104 @@
               <w:bottom w:val="single" w:sz="4" w:space="0" w:color="auto"/>
               <w:right w:val="single" w:sz="4" w:space="0" w:color="auto"/>
             </w:tcBorders>
+            <w:vAlign w:val="top"/>
           </w:tcPr>
           <w:p>
-            <w:r>
-              <w:t>Topic:</w:t>
-              <w:br/>
+            <w:pPr>
+              <w:spacing w:before="0" w:after="0" w:line="360" w:lineRule="auto"/>
+            </w:pPr>
+            <w:r>
+              <w:rPr>
+                <w:rFonts w:ascii="Arial" w:hAnsi="Arial" w:cs="Arial" w:eastAsia="Arial"/>
+                <w:b/>
+                <w:sz w:val="24"/>
+              </w:rPr>
+              <w:t xml:space="preserve">Topic: </w:t>
+            </w:r>
+            <w:r>
+              <w:rPr>
+                <w:rFonts w:ascii="Arial" w:hAnsi="Arial" w:cs="Arial" w:eastAsia="Arial"/>
+                <w:b w:val="0"/>
+                <w:sz w:val="24"/>
+              </w:rPr>
               <w:t>No regular class scheduled in this monthly plan.</w:t>
-              <w:br/>
-              <w:br/>
-              <w:t>Pre-activities</w:t>
-              <w:br/>
+            </w:r>
+          </w:p>
+          <w:p>
+            <w:pPr>
+              <w:spacing w:before="0" w:after="0" w:line="360" w:lineRule="auto"/>
+            </w:pPr>
+            <w:r>
+              <w:rPr>
+                <w:rFonts w:ascii="Arial" w:hAnsi="Arial" w:cs="Arial" w:eastAsia="Arial"/>
+                <w:b/>
+                <w:sz w:val="24"/>
+              </w:rPr>
+              <w:t>Pre-activities:</w:t>
+            </w:r>
+          </w:p>
+          <w:p>
+            <w:pPr>
+              <w:spacing w:before="0" w:after="0" w:line="360" w:lineRule="auto"/>
+            </w:pPr>
+            <w:r>
+              <w:rPr>
+                <w:rFonts w:ascii="Arial" w:hAnsi="Arial" w:cs="Arial" w:eastAsia="Arial"/>
+                <w:b w:val="0"/>
+                <w:sz w:val="24"/>
+              </w:rPr>
               <w:t>No activity scheduled.</w:t>
-              <w:br/>
-              <w:br/>
-              <w:t>While activities</w:t>
-              <w:br/>
+            </w:r>
+          </w:p>
+          <w:p>
+            <w:pPr>
+              <w:spacing w:before="0" w:after="0" w:line="360" w:lineRule="auto"/>
+            </w:pPr>
+            <w:r>
+              <w:rPr>
+                <w:rFonts w:ascii="Arial" w:hAnsi="Arial" w:cs="Arial" w:eastAsia="Arial"/>
+                <w:b/>
+                <w:sz w:val="24"/>
+              </w:rPr>
+              <w:t>While activities:</w:t>
+            </w:r>
+          </w:p>
+          <w:p>
+            <w:pPr>
+              <w:spacing w:before="0" w:after="0" w:line="360" w:lineRule="auto"/>
+            </w:pPr>
+            <w:r>
+              <w:rPr>
+                <w:rFonts w:ascii="Arial" w:hAnsi="Arial" w:cs="Arial" w:eastAsia="Arial"/>
+                <w:b w:val="0"/>
+                <w:sz w:val="24"/>
+              </w:rPr>
               <w:t>No activity scheduled.</w:t>
-              <w:br/>
-              <w:br/>
-              <w:t>Post activities</w:t>
-              <w:br/>
+            </w:r>
+          </w:p>
+          <w:p>
+            <w:pPr>
+              <w:spacing w:before="0" w:after="0" w:line="360" w:lineRule="auto"/>
+            </w:pPr>
+            <w:r>
+              <w:rPr>
+                <w:rFonts w:ascii="Arial" w:hAnsi="Arial" w:cs="Arial" w:eastAsia="Arial"/>
+                <w:b/>
+                <w:sz w:val="24"/>
+              </w:rPr>
+              <w:t>Post activities:</w:t>
+            </w:r>
+          </w:p>
+          <w:p>
+            <w:pPr>
+              <w:spacing w:before="0" w:after="0" w:line="360" w:lineRule="auto"/>
+            </w:pPr>
+            <w:r>
+              <w:rPr>
+                <w:rFonts w:ascii="Arial" w:hAnsi="Arial" w:cs="Arial" w:eastAsia="Arial"/>
+                <w:b w:val="0"/>
+                <w:sz w:val="24"/>
+              </w:rPr>
               <w:t>No activity scheduled.</w:t>
             </w:r>
           </w:p>
@@ -1012,10 +3140,37 @@
               <w:bottom w:val="single" w:sz="4" w:space="0" w:color="auto"/>
               <w:right w:val="single" w:sz="4" w:space="0" w:color="auto"/>
             </w:tcBorders>
+            <w:vAlign w:val="top"/>
           </w:tcPr>
           <w:p>
-            <w:r>
-              <w:t>Resources: No regular class scheduled.</w:t>
+            <w:pPr>
+              <w:spacing w:line="360" w:lineRule="auto" w:before="0" w:after="0"/>
+            </w:pPr>
+            <w:r>
+              <w:rPr>
+                <w:rFonts w:ascii="Arial" w:hAnsi="Arial" w:cs="Arial" w:eastAsia="Arial"/>
+                <w:sz w:val="24"/>
+              </w:rPr>
+            </w:r>
+            <w:r>
+              <w:rPr>
+                <w:rFonts w:ascii="Arial" w:hAnsi="Arial" w:eastAsia="Arial" w:cs="Arial"/>
+                <w:b/>
+                <w:i w:val="0"/>
+                <w:sz w:val="24"/>
+                <w:u w:val="none"/>
+              </w:rPr>
+              <w:t xml:space="preserve">Resources: </w:t>
+            </w:r>
+            <w:r>
+              <w:rPr>
+                <w:rFonts w:ascii="Arial" w:hAnsi="Arial" w:eastAsia="Arial" w:cs="Arial"/>
+                <w:b w:val="0"/>
+                <w:i w:val="0"/>
+                <w:sz w:val="24"/>
+                <w:u w:val="none"/>
+              </w:rPr>
+              <w:t>Pen, pencil, technology notebook, student's computer, email and password</w:t>
             </w:r>
           </w:p>
         </w:tc>
@@ -1028,10 +3183,37 @@
               <w:bottom w:val="single" w:sz="4" w:space="0" w:color="auto"/>
               <w:right w:val="single" w:sz="4" w:space="0" w:color="auto"/>
             </w:tcBorders>
+            <w:vAlign w:val="top"/>
           </w:tcPr>
           <w:p>
-            <w:r>
-              <w:t>Resources: No regular class scheduled.</w:t>
+            <w:pPr>
+              <w:spacing w:line="360" w:lineRule="auto" w:before="0" w:after="0"/>
+            </w:pPr>
+            <w:r>
+              <w:rPr>
+                <w:rFonts w:ascii="Arial" w:hAnsi="Arial" w:cs="Arial" w:eastAsia="Arial"/>
+                <w:sz w:val="24"/>
+              </w:rPr>
+            </w:r>
+            <w:r>
+              <w:rPr>
+                <w:rFonts w:ascii="Arial" w:hAnsi="Arial" w:eastAsia="Arial" w:cs="Arial"/>
+                <w:b/>
+                <w:i w:val="0"/>
+                <w:sz w:val="24"/>
+                <w:u w:val="none"/>
+              </w:rPr>
+              <w:t xml:space="preserve">Resources: </w:t>
+            </w:r>
+            <w:r>
+              <w:rPr>
+                <w:rFonts w:ascii="Arial" w:hAnsi="Arial" w:eastAsia="Arial" w:cs="Arial"/>
+                <w:b w:val="0"/>
+                <w:i w:val="0"/>
+                <w:sz w:val="24"/>
+                <w:u w:val="none"/>
+              </w:rPr>
+              <w:t>Pen, pencil, technology notebook, student's computer, email and password</w:t>
             </w:r>
           </w:p>
         </w:tc>
@@ -8346,19 +10528,6 @@
       <w:szCs w:val="30"/>
     </w:rPr>
   </w:style>
-  <w:style w:type="table" w:customStyle="1" w:styleId="a">
-    <w:basedOn w:val="TableNormal4"/>
-    <w:tblPr>
-      <w:tblStyleRowBandSize w:val="1"/>
-      <w:tblStyleColBandSize w:val="1"/>
-      <w:tblCellMar>
-        <w:top w:w="100" w:type="dxa"/>
-        <w:left w:w="100" w:type="dxa"/>
-        <w:bottom w:w="100" w:type="dxa"/>
-        <w:right w:w="100" w:type="dxa"/>
-      </w:tblCellMar>
-    </w:tblPr>
-  </w:style>
   <w:style w:type="paragraph" w:styleId="ListParagraph">
     <w:name w:val="List Paragraph"/>
     <w:basedOn w:val="Normal"/>
@@ -8696,238 +10865,6 @@
       <w:szCs w:val="24"/>
     </w:rPr>
   </w:style>
-  <w:style w:type="table" w:customStyle="1" w:styleId="a0">
-    <w:basedOn w:val="TableNormal4"/>
-    <w:pPr>
-      <w:spacing w:line="240" w:lineRule="auto"/>
-    </w:pPr>
-    <w:tblPr>
-      <w:tblStyleRowBandSize w:val="1"/>
-      <w:tblStyleColBandSize w:val="1"/>
-      <w:tblCellMar>
-        <w:left w:w="108" w:type="dxa"/>
-        <w:right w:w="108" w:type="dxa"/>
-      </w:tblCellMar>
-    </w:tblPr>
-  </w:style>
-  <w:style w:type="table" w:customStyle="1" w:styleId="a1">
-    <w:basedOn w:val="TableNormal4"/>
-    <w:pPr>
-      <w:spacing w:line="240" w:lineRule="auto"/>
-    </w:pPr>
-    <w:tblPr>
-      <w:tblStyleRowBandSize w:val="1"/>
-      <w:tblStyleColBandSize w:val="1"/>
-      <w:tblCellMar>
-        <w:left w:w="108" w:type="dxa"/>
-        <w:right w:w="108" w:type="dxa"/>
-      </w:tblCellMar>
-    </w:tblPr>
-  </w:style>
-  <w:style w:type="table" w:customStyle="1" w:styleId="a2">
-    <w:basedOn w:val="TableNormal4"/>
-    <w:pPr>
-      <w:spacing w:line="240" w:lineRule="auto"/>
-    </w:pPr>
-    <w:tblPr>
-      <w:tblStyleRowBandSize w:val="1"/>
-      <w:tblStyleColBandSize w:val="1"/>
-      <w:tblCellMar>
-        <w:left w:w="108" w:type="dxa"/>
-        <w:right w:w="108" w:type="dxa"/>
-      </w:tblCellMar>
-    </w:tblPr>
-  </w:style>
-  <w:style w:type="table" w:customStyle="1" w:styleId="a3">
-    <w:basedOn w:val="TableNormal4"/>
-    <w:pPr>
-      <w:spacing w:line="240" w:lineRule="auto"/>
-    </w:pPr>
-    <w:tblPr>
-      <w:tblStyleRowBandSize w:val="1"/>
-      <w:tblStyleColBandSize w:val="1"/>
-      <w:tblCellMar>
-        <w:left w:w="108" w:type="dxa"/>
-        <w:right w:w="108" w:type="dxa"/>
-      </w:tblCellMar>
-    </w:tblPr>
-  </w:style>
-  <w:style w:type="table" w:customStyle="1" w:styleId="a4">
-    <w:basedOn w:val="TableNormal4"/>
-    <w:pPr>
-      <w:spacing w:line="240" w:lineRule="auto"/>
-    </w:pPr>
-    <w:tblPr>
-      <w:tblStyleRowBandSize w:val="1"/>
-      <w:tblStyleColBandSize w:val="1"/>
-      <w:tblCellMar>
-        <w:left w:w="108" w:type="dxa"/>
-        <w:right w:w="108" w:type="dxa"/>
-      </w:tblCellMar>
-    </w:tblPr>
-  </w:style>
-  <w:style w:type="table" w:customStyle="1" w:styleId="a5">
-    <w:basedOn w:val="TableNormal4"/>
-    <w:pPr>
-      <w:spacing w:line="240" w:lineRule="auto"/>
-    </w:pPr>
-    <w:tblPr>
-      <w:tblStyleRowBandSize w:val="1"/>
-      <w:tblStyleColBandSize w:val="1"/>
-      <w:tblCellMar>
-        <w:left w:w="108" w:type="dxa"/>
-        <w:right w:w="108" w:type="dxa"/>
-      </w:tblCellMar>
-    </w:tblPr>
-  </w:style>
-  <w:style w:type="table" w:customStyle="1" w:styleId="a6">
-    <w:basedOn w:val="TableNormal4"/>
-    <w:pPr>
-      <w:spacing w:line="240" w:lineRule="auto"/>
-    </w:pPr>
-    <w:tblPr>
-      <w:tblStyleRowBandSize w:val="1"/>
-      <w:tblStyleColBandSize w:val="1"/>
-      <w:tblCellMar>
-        <w:left w:w="108" w:type="dxa"/>
-        <w:right w:w="108" w:type="dxa"/>
-      </w:tblCellMar>
-    </w:tblPr>
-  </w:style>
-  <w:style w:type="table" w:customStyle="1" w:styleId="a7">
-    <w:basedOn w:val="TableNormal4"/>
-    <w:pPr>
-      <w:spacing w:line="240" w:lineRule="auto"/>
-    </w:pPr>
-    <w:tblPr>
-      <w:tblStyleRowBandSize w:val="1"/>
-      <w:tblStyleColBandSize w:val="1"/>
-      <w:tblCellMar>
-        <w:left w:w="108" w:type="dxa"/>
-        <w:right w:w="108" w:type="dxa"/>
-      </w:tblCellMar>
-    </w:tblPr>
-  </w:style>
-  <w:style w:type="table" w:customStyle="1" w:styleId="a8">
-    <w:basedOn w:val="TableNormal4"/>
-    <w:pPr>
-      <w:spacing w:line="240" w:lineRule="auto"/>
-    </w:pPr>
-    <w:tblPr>
-      <w:tblStyleRowBandSize w:val="1"/>
-      <w:tblStyleColBandSize w:val="1"/>
-      <w:tblCellMar>
-        <w:left w:w="108" w:type="dxa"/>
-        <w:right w:w="108" w:type="dxa"/>
-      </w:tblCellMar>
-    </w:tblPr>
-  </w:style>
-  <w:style w:type="table" w:customStyle="1" w:styleId="a9">
-    <w:basedOn w:val="TableNormal4"/>
-    <w:pPr>
-      <w:spacing w:line="240" w:lineRule="auto"/>
-    </w:pPr>
-    <w:tblPr>
-      <w:tblStyleRowBandSize w:val="1"/>
-      <w:tblStyleColBandSize w:val="1"/>
-      <w:tblCellMar>
-        <w:left w:w="108" w:type="dxa"/>
-        <w:right w:w="108" w:type="dxa"/>
-      </w:tblCellMar>
-    </w:tblPr>
-  </w:style>
-  <w:style w:type="table" w:customStyle="1" w:styleId="aa">
-    <w:basedOn w:val="TableNormal4"/>
-    <w:pPr>
-      <w:spacing w:line="240" w:lineRule="auto"/>
-    </w:pPr>
-    <w:tblPr>
-      <w:tblStyleRowBandSize w:val="1"/>
-      <w:tblStyleColBandSize w:val="1"/>
-      <w:tblCellMar>
-        <w:left w:w="108" w:type="dxa"/>
-        <w:right w:w="108" w:type="dxa"/>
-      </w:tblCellMar>
-    </w:tblPr>
-  </w:style>
-  <w:style w:type="table" w:customStyle="1" w:styleId="ab">
-    <w:basedOn w:val="TableNormal4"/>
-    <w:pPr>
-      <w:spacing w:line="240" w:lineRule="auto"/>
-    </w:pPr>
-    <w:tblPr>
-      <w:tblStyleRowBandSize w:val="1"/>
-      <w:tblStyleColBandSize w:val="1"/>
-      <w:tblCellMar>
-        <w:left w:w="108" w:type="dxa"/>
-        <w:right w:w="108" w:type="dxa"/>
-      </w:tblCellMar>
-    </w:tblPr>
-  </w:style>
-  <w:style w:type="table" w:customStyle="1" w:styleId="ac">
-    <w:basedOn w:val="TableNormal1"/>
-    <w:pPr>
-      <w:spacing w:line="240" w:lineRule="auto"/>
-    </w:pPr>
-    <w:tblPr>
-      <w:tblStyleRowBandSize w:val="1"/>
-      <w:tblStyleColBandSize w:val="1"/>
-      <w:tblCellMar>
-        <w:top w:w="100" w:type="dxa"/>
-        <w:left w:w="108" w:type="dxa"/>
-        <w:bottom w:w="100" w:type="dxa"/>
-        <w:right w:w="108" w:type="dxa"/>
-      </w:tblCellMar>
-    </w:tblPr>
-  </w:style>
-  <w:style w:type="table" w:customStyle="1" w:styleId="ad">
-    <w:basedOn w:val="TableNormal1"/>
-    <w:pPr>
-      <w:spacing w:line="240" w:lineRule="auto"/>
-    </w:pPr>
-    <w:tblPr>
-      <w:tblStyleRowBandSize w:val="1"/>
-      <w:tblStyleColBandSize w:val="1"/>
-      <w:tblCellMar>
-        <w:top w:w="100" w:type="dxa"/>
-        <w:left w:w="108" w:type="dxa"/>
-        <w:bottom w:w="100" w:type="dxa"/>
-        <w:right w:w="108" w:type="dxa"/>
-      </w:tblCellMar>
-    </w:tblPr>
-  </w:style>
-  <w:style w:type="table" w:customStyle="1" w:styleId="ae">
-    <w:basedOn w:val="TableNormal1"/>
-    <w:pPr>
-      <w:spacing w:line="240" w:lineRule="auto"/>
-    </w:pPr>
-    <w:tblPr>
-      <w:tblStyleRowBandSize w:val="1"/>
-      <w:tblStyleColBandSize w:val="1"/>
-      <w:tblCellMar>
-        <w:top w:w="100" w:type="dxa"/>
-        <w:left w:w="108" w:type="dxa"/>
-        <w:bottom w:w="100" w:type="dxa"/>
-        <w:right w:w="108" w:type="dxa"/>
-      </w:tblCellMar>
-    </w:tblPr>
-  </w:style>
-  <w:style w:type="table" w:customStyle="1" w:styleId="af">
-    <w:basedOn w:val="TableNormal1"/>
-    <w:pPr>
-      <w:spacing w:line="240" w:lineRule="auto"/>
-    </w:pPr>
-    <w:tblPr>
-      <w:tblStyleRowBandSize w:val="1"/>
-      <w:tblStyleColBandSize w:val="1"/>
-      <w:tblCellMar>
-        <w:top w:w="100" w:type="dxa"/>
-        <w:left w:w="108" w:type="dxa"/>
-        <w:bottom w:w="100" w:type="dxa"/>
-        <w:right w:w="108" w:type="dxa"/>
-      </w:tblCellMar>
-    </w:tblPr>
-  </w:style>
   <w:style w:type="character" w:styleId="Strong">
     <w:name w:val="Strong"/>
     <w:basedOn w:val="DefaultParagraphFont"/>
@@ -8938,19 +10875,6 @@
       <w:b/>
       <w:bCs/>
     </w:rPr>
-  </w:style>
-  <w:style w:type="table" w:customStyle="1" w:styleId="af0">
-    <w:basedOn w:val="TableNormal"/>
-    <w:tblPr>
-      <w:tblStyleRowBandSize w:val="1"/>
-      <w:tblStyleColBandSize w:val="1"/>
-      <w:tblCellMar>
-        <w:top w:w="15" w:type="dxa"/>
-        <w:left w:w="15" w:type="dxa"/>
-        <w:bottom w:w="15" w:type="dxa"/>
-        <w:right w:w="15" w:type="dxa"/>
-      </w:tblCellMar>
-    </w:tblPr>
   </w:style>
   <w:style w:type="character" w:styleId="Hyperlink">
     <w:name w:val="Hyperlink"/>
